--- a/docs/onderzoek/word/rapport-v0.2.docx
+++ b/docs/onderzoek/word/rapport-v0.2.docx
@@ -60,7 +60,7 @@
         </w:p>
       </w:sdtContent>
     </w:sdt>
-    <w:bookmarkStart w:id="9" w:name="titelpagina"/>
+    <w:bookmarkStart w:id="11" w:name="titelpagina"/>
     <w:p>
       <w:pPr>
         <w:pStyle w:val="Heading1"/>
@@ -156,6 +156,48 @@
       <w:r>
         <w:t xml:space="preserve">v0.2-concept</w:t>
       </w:r>
+      <w:r>
+        <w:t xml:space="preserve"> </w:t>
+      </w:r>
+      <w:r>
+        <w:rPr>
+          <w:b/>
+          <w:bCs/>
+        </w:rPr>
+        <w:t xml:space="preserve">Live-versie van de tool:</w:t>
+      </w:r>
+      <w:r>
+        <w:t xml:space="preserve"> </w:t>
+      </w:r>
+      <w:hyperlink r:id="rId9">
+        <w:r>
+          <w:rPr>
+            <w:rStyle w:val="Hyperlink"/>
+          </w:rPr>
+          <w:t xml:space="preserve">https://ai-nieuws.onrender.com/</w:t>
+        </w:r>
+      </w:hyperlink>
+      <w:r>
+        <w:t xml:space="preserve"> </w:t>
+      </w:r>
+      <w:r>
+        <w:rPr>
+          <w:b/>
+          <w:bCs/>
+        </w:rPr>
+        <w:t xml:space="preserve">Broncode:</w:t>
+      </w:r>
+      <w:r>
+        <w:t xml:space="preserve"> </w:t>
+      </w:r>
+      <w:hyperlink r:id="rId10">
+        <w:r>
+          <w:rPr>
+            <w:rStyle w:val="Hyperlink"/>
+          </w:rPr>
+          <w:t xml:space="preserve">github.com/lexcoene001-cpu/AI-Nieuws</w:t>
+        </w:r>
+      </w:hyperlink>
     </w:p>
     <w:p>
       <w:pPr>
@@ -223,8 +265,8 @@
         <w:t xml:space="preserve">Bijlagen A (TAM-vragenlijst), D (Google Form-vragen) en E (gebruiksdata) worden opgesteld in juli/augustus 2026.</w:t>
       </w:r>
     </w:p>
-    <w:bookmarkEnd w:id="9"/>
-    <w:bookmarkStart w:id="10" w:name="inhoudsopgave"/>
+    <w:bookmarkEnd w:id="11"/>
+    <w:bookmarkStart w:id="12" w:name="inhoudsopgave"/>
     <w:p>
       <w:pPr>
         <w:pStyle w:val="Heading1"/>
@@ -437,8 +479,8 @@
         <w:t xml:space="preserve">Bijlagen</w:t>
       </w:r>
     </w:p>
-    <w:bookmarkEnd w:id="10"/>
-    <w:bookmarkStart w:id="13" w:name="samenvatting-abstract"/>
+    <w:bookmarkEnd w:id="12"/>
+    <w:bookmarkStart w:id="15" w:name="samenvatting-abstract"/>
     <w:p>
       <w:pPr>
         <w:pStyle w:val="Heading1"/>
@@ -447,7 +489,7 @@
         <w:t xml:space="preserve">1. Samenvatting / Abstract</w:t>
       </w:r>
     </w:p>
-    <w:bookmarkStart w:id="11" w:name="nederlandstalige-samenvatting"/>
+    <w:bookmarkStart w:id="13" w:name="nederlandstalige-samenvatting"/>
     <w:p>
       <w:pPr>
         <w:pStyle w:val="Heading2"/>
@@ -630,8 +672,8 @@
         <w:t xml:space="preserve">Design-Based Research, Technology Acceptance Model, AI-geletterdheid, scaffold, docent-tools, hoger beroepsonderwijs, curatie, prompt engineering, Progressive Web App.</w:t>
       </w:r>
     </w:p>
-    <w:bookmarkEnd w:id="11"/>
-    <w:bookmarkStart w:id="12" w:name="english-abstract"/>
+    <w:bookmarkEnd w:id="13"/>
+    <w:bookmarkStart w:id="14" w:name="english-abstract"/>
     <w:p>
       <w:pPr>
         <w:pStyle w:val="Heading2"/>
@@ -814,9 +856,9 @@
         <w:t xml:space="preserve">Design-Based Research, Technology Acceptance Model, AI literacy, scaffold, teacher tools, higher vocational education, curation, prompt engineering, Progressive Web App.</w:t>
       </w:r>
     </w:p>
-    <w:bookmarkEnd w:id="12"/>
-    <w:bookmarkEnd w:id="13"/>
-    <w:bookmarkStart w:id="20" w:name="inleiding"/>
+    <w:bookmarkEnd w:id="14"/>
+    <w:bookmarkEnd w:id="15"/>
+    <w:bookmarkStart w:id="22" w:name="inleiding"/>
     <w:p>
       <w:pPr>
         <w:pStyle w:val="Heading1"/>
@@ -825,7 +867,7 @@
         <w:t xml:space="preserve">2. Inleiding</w:t>
       </w:r>
     </w:p>
-    <w:bookmarkStart w:id="14" w:name="aanleiding"/>
+    <w:bookmarkStart w:id="16" w:name="aanleiding"/>
     <w:p>
       <w:pPr>
         <w:pStyle w:val="Heading2"/>
@@ -866,8 +908,8 @@
         <w:t xml:space="preserve">Binnen de opleiding Ondernemen en Retail Management (ORM) van de Hanzehogeschool Groningen is dit probleem in het voorjaar van 2026 zichtbaar geworden. Vakverantwoordelijken gaven aan behoefte te hebben aan een gerichte, gefilterde, Nederlandstalige stroom AI-nieuws die specifiek aansluit bij hun onderwijsdomein. Dit signaal vormt de aanleiding voor het in dit rapport beschreven ontwerptraject.</w:t>
       </w:r>
     </w:p>
-    <w:bookmarkEnd w:id="14"/>
-    <w:bookmarkStart w:id="15" w:name="X18d73cfc8cdbe205a700ad8cc810419dd636ea8"/>
+    <w:bookmarkEnd w:id="16"/>
+    <w:bookmarkStart w:id="17" w:name="X18d73cfc8cdbe205a700ad8cc810419dd636ea8"/>
     <w:p>
       <w:pPr>
         <w:pStyle w:val="Heading2"/>
@@ -964,8 +1006,8 @@
         <w:t xml:space="preserve">Tegen deze achtergrond is het bijhouden van AI-ontwikkelingen door docenten geen luxe maar een werkvereiste. Coene (2026) formuleert het scherp: docenten kunnen studenten niet begeleiden in verantwoord AI-gebruik wanneer zij zelf niet AI-geletterd zijn. AI-geletterdheid bij docenten is daarmee een randvoorwaarde geworden voor de kerntaak van het onderwijs.</w:t>
       </w:r>
     </w:p>
-    <w:bookmarkEnd w:id="15"/>
-    <w:bookmarkStart w:id="16" w:name="het-ontwerpprobleem"/>
+    <w:bookmarkEnd w:id="17"/>
+    <w:bookmarkStart w:id="18" w:name="het-ontwerpprobleem"/>
     <w:p>
       <w:pPr>
         <w:pStyle w:val="Heading2"/>
@@ -1081,8 +1123,8 @@
         <w:t xml:space="preserve">-benadering van AI (zie hoofdstuk 3.3).</w:t>
       </w:r>
     </w:p>
-    <w:bookmarkEnd w:id="16"/>
-    <w:bookmarkStart w:id="17" w:name="de-gekozen-onderzoeksaanpak"/>
+    <w:bookmarkEnd w:id="18"/>
+    <w:bookmarkStart w:id="19" w:name="de-gekozen-onderzoeksaanpak"/>
     <w:p>
       <w:pPr>
         <w:pStyle w:val="Heading2"/>
@@ -1166,8 +1208,8 @@
         <w:t xml:space="preserve">: een set ontwerpprincipes die overdraagbaar zijn naar vergelijkbare onderwijscontexten waarin docenten worden ondersteund in hun AI-geletterdheid.</w:t>
       </w:r>
     </w:p>
-    <w:bookmarkEnd w:id="17"/>
-    <w:bookmarkStart w:id="18" w:name="doelpubliek-en-relevantie"/>
+    <w:bookmarkEnd w:id="19"/>
+    <w:bookmarkStart w:id="20" w:name="doelpubliek-en-relevantie"/>
     <w:p>
       <w:pPr>
         <w:pStyle w:val="Heading2"/>
@@ -1253,8 +1295,8 @@
         <w:t xml:space="preserve">De maatschappelijke relevantie is direct: in een tijd waarin AI snel verandert wat docenten moeten weten en kunnen, draagt elk concreet voorbeeld van een werkbare scaffold-georiënteerde tool bij aan de bredere capaciteit van het hoger onderwijs om met deze ontwikkelingen om te gaan.</w:t>
       </w:r>
     </w:p>
-    <w:bookmarkEnd w:id="18"/>
-    <w:bookmarkStart w:id="19" w:name="opbouw-van-het-rapport"/>
+    <w:bookmarkEnd w:id="20"/>
+    <w:bookmarkStart w:id="21" w:name="opbouw-van-het-rapport"/>
     <w:p>
       <w:pPr>
         <w:pStyle w:val="Heading2"/>
@@ -1279,9 +1321,9 @@
         <w:t xml:space="preserve">Lezers met beperkte tijd kunnen na deze inleiding direct doorgaan naar hoofdstuk 14 voor de aanbevelingen, en teruglezen waar onderbouwing gewenst is.</w:t>
       </w:r>
     </w:p>
-    <w:bookmarkEnd w:id="19"/>
-    <w:bookmarkEnd w:id="20"/>
-    <w:bookmarkStart w:id="39" w:name="theoretisch-kader"/>
+    <w:bookmarkEnd w:id="21"/>
+    <w:bookmarkEnd w:id="22"/>
+    <w:bookmarkStart w:id="41" w:name="theoretisch-kader"/>
     <w:p>
       <w:pPr>
         <w:pStyle w:val="Heading1"/>
@@ -1298,7 +1340,7 @@
         <w:t xml:space="preserve">Het theoretisch kader van dit onderzoek bouwt op vier samenhangende perspectieven: (1) Design-Based Research als overkoepelende onderzoeksmethodologie, (2) het Technology Acceptance Model als kader voor adoptie- en gebruiksevaluatie, (3) AI-geletterdheid en het scaffold-perspectief op AI-inzet als didactische verankering, en (4) curatie en informatie-overload als ontwerptheoretische context voor het specifieke artefact. Aan het einde van dit hoofdstuk wordt het conceptueel raamwerk geschetst dat deze vier perspectieven integreert.</w:t>
       </w:r>
     </w:p>
-    <w:bookmarkStart w:id="24" w:name="design-based-research"/>
+    <w:bookmarkStart w:id="26" w:name="design-based-research"/>
     <w:p>
       <w:pPr>
         <w:pStyle w:val="Heading2"/>
@@ -1307,7 +1349,7 @@
         <w:t xml:space="preserve">3.1 Design-Based Research</w:t>
       </w:r>
     </w:p>
-    <w:bookmarkStart w:id="21" w:name="oorsprong-en-definitie"/>
+    <w:bookmarkStart w:id="23" w:name="oorsprong-en-definitie"/>
     <w:p>
       <w:pPr>
         <w:pStyle w:val="Heading3"/>
@@ -1362,8 +1404,8 @@
         <w:t xml:space="preserve">In de Nederlandse context werd DBR onder andere uitgewerkt door Plomp (2013) als methodologisch raamwerk voor curriculum-ontwerp en onderwijsinnovatie. Plomp onderscheidt drie hoofdfasen: een voorbereidende analysefase, een prototypingsfase met meerdere iteraties, en een evaluatiefase. Binnen deze fasering passen de vijf cycli van het huidige onderzoek (zie hoofdstukken 6 t/m 10).</w:t>
       </w:r>
     </w:p>
-    <w:bookmarkEnd w:id="21"/>
-    <w:bookmarkStart w:id="22" w:name="karakteristieken-van-dbr"/>
+    <w:bookmarkEnd w:id="23"/>
+    <w:bookmarkStart w:id="24" w:name="karakteristieken-van-dbr"/>
     <w:p>
       <w:pPr>
         <w:pStyle w:val="Heading3"/>
@@ -1456,8 +1498,8 @@
         <w:t xml:space="preserve">: opbrengst is zowel een werkend ontwerp als generaliseerbare ontwerpkennis.</w:t>
       </w:r>
     </w:p>
-    <w:bookmarkEnd w:id="22"/>
-    <w:bookmarkStart w:id="23" w:name="dbr-in-technologie-rijke-contexten"/>
+    <w:bookmarkEnd w:id="24"/>
+    <w:bookmarkStart w:id="25" w:name="dbr-in-technologie-rijke-contexten"/>
     <w:p>
       <w:pPr>
         <w:pStyle w:val="Heading3"/>
@@ -1498,9 +1540,9 @@
         <w:t xml:space="preserve">In het huidige onderzoek wordt deze synergie volledig benut: elke ontwerpiteratie is in Git-commits gedocumenteerd (transparant en verifieerbaar), elke cyclus is in het projectlog geregistreerd (chronologisch), en de generaliseerbare lessen worden in dit rapport geëxpliciteerd als ontwerpkennis (zie hoofdstuk 11).</w:t>
       </w:r>
     </w:p>
-    <w:bookmarkEnd w:id="23"/>
-    <w:bookmarkEnd w:id="24"/>
-    <w:bookmarkStart w:id="28" w:name="technology-acceptance-model"/>
+    <w:bookmarkEnd w:id="25"/>
+    <w:bookmarkEnd w:id="26"/>
+    <w:bookmarkStart w:id="30" w:name="technology-acceptance-model"/>
     <w:p>
       <w:pPr>
         <w:pStyle w:val="Heading2"/>
@@ -1509,7 +1551,7 @@
         <w:t xml:space="preserve">3.2 Technology Acceptance Model</w:t>
       </w:r>
     </w:p>
-    <w:bookmarkStart w:id="25" w:name="oorspronkelijke-formulering"/>
+    <w:bookmarkStart w:id="27" w:name="oorspronkelijke-formulering"/>
     <w:p>
       <w:pPr>
         <w:pStyle w:val="Heading3"/>
@@ -1585,8 +1627,8 @@
         <w:t xml:space="preserve">Beide variabelen beïnvloeden de attitude van de gebruiker, die op zijn beurt de gedragsintentie en uiteindelijk het werkelijk gebruik bepaalt. PEOU heeft bovendien een directe invloed op PU: een tool die makkelijk te gebruiken is, wordt ook als nuttiger ervaren.</w:t>
       </w:r>
     </w:p>
-    <w:bookmarkEnd w:id="25"/>
-    <w:bookmarkStart w:id="26" w:name="uitbreidingen-tam2-tam3-utaut-utaut2"/>
+    <w:bookmarkEnd w:id="27"/>
+    <w:bookmarkStart w:id="28" w:name="uitbreidingen-tam2-tam3-utaut-utaut2"/>
     <w:p>
       <w:pPr>
         <w:pStyle w:val="Heading3"/>
@@ -1635,8 +1677,8 @@
         <w:t xml:space="preserve">Voor het huidige onderzoek is TAM in zijn oorspronkelijke vorm pragmatisch het meest bruikbaar, om twee redenen. Ten eerste is de tweepuntige structuur (PU + PEOU) eenvoudig te operationaliseren in zowel kwalitatieve evaluaties (zoals de TAM-simulatie van cyclus 2) als kwantitatieve vragenlijsten (geplande feedback-Form van cyclus 5b). Ten tweede zijn de uitbreidingen primair relevant in contexten met een grotere N en meer demografische variatie; voor een onderzoek binnen één opleiding met een homogene doelgroep voegen TAM2/UTAUT2 meer complexiteit toe dan voorspellende waarde.</w:t>
       </w:r>
     </w:p>
-    <w:bookmarkEnd w:id="26"/>
-    <w:bookmarkStart w:id="27" w:name="tam-in-onderwijscontext"/>
+    <w:bookmarkEnd w:id="28"/>
+    <w:bookmarkStart w:id="29" w:name="tam-in-onderwijscontext"/>
     <w:p>
       <w:pPr>
         <w:pStyle w:val="Heading3"/>
@@ -1669,9 +1711,9 @@
         <w:t xml:space="preserve">Deze bevinding is direct relevant voor het huidige ontwerp: de doelgroep bestaat uit docenten met beperkte tijd; PEOU-issues hebben naar verwachting onevenredig grote impact op PU en daarmee op intention to use.</w:t>
       </w:r>
     </w:p>
-    <w:bookmarkEnd w:id="27"/>
-    <w:bookmarkEnd w:id="28"/>
-    <w:bookmarkStart w:id="36" w:name="X83387e16fc79bc4d55b76ff44405b80372a04b9"/>
+    <w:bookmarkEnd w:id="29"/>
+    <w:bookmarkEnd w:id="30"/>
+    <w:bookmarkStart w:id="38" w:name="X83387e16fc79bc4d55b76ff44405b80372a04b9"/>
     <w:p>
       <w:pPr>
         <w:pStyle w:val="Heading2"/>
@@ -1680,7 +1722,7 @@
         <w:t xml:space="preserve">3.3 AI-geletterdheid en het scaffold-perspectief</w:t>
       </w:r>
     </w:p>
-    <w:bookmarkStart w:id="29" w:name="ai-geletterdheid-als-kerncompetentie"/>
+    <w:bookmarkStart w:id="31" w:name="ai-geletterdheid-als-kerncompetentie"/>
     <w:p>
       <w:pPr>
         <w:pStyle w:val="Heading3"/>
@@ -1791,8 +1833,8 @@
         <w:t xml:space="preserve">. AIMES en het UNESCO-kader zijn complementair: AIMES biedt een meetinstrument, het UNESCO-kader een normatief referentiekader.</w:t>
       </w:r>
     </w:p>
-    <w:bookmarkEnd w:id="29"/>
-    <w:bookmarkStart w:id="35" w:name="X7bbb523fcb378f0a007ba82d7b2070ceb1e6cac"/>
+    <w:bookmarkEnd w:id="31"/>
+    <w:bookmarkStart w:id="37" w:name="X7bbb523fcb378f0a007ba82d7b2070ceb1e6cac"/>
     <w:p>
       <w:pPr>
         <w:pStyle w:val="Heading3"/>
@@ -1841,7 +1883,7 @@
         <w:t xml:space="preserve">(denkwerk ondersteunen). Dit onderscheid is empirisch onderbouwd, didactisch genuanceerd en vormt de rode draad voor de positionering van het ontwerp in dit onderzoek.</w:t>
       </w:r>
     </w:p>
-    <w:bookmarkStart w:id="30" w:name="Xccdfb08f586dca8c921dd4870280a9ef8f268ed"/>
+    <w:bookmarkStart w:id="32" w:name="Xccdfb08f586dca8c921dd4870280a9ef8f268ed"/>
     <w:p>
       <w:pPr>
         <w:pStyle w:val="Heading4"/>
@@ -1986,8 +2028,8 @@
         <w:t xml:space="preserve">— leerprocessen met tussenstappen, metacognitieve reflectie en argumentatief redeneren — maar dat AI als pure productiegenerator deze processen juist uitschakelt.</w:t>
       </w:r>
     </w:p>
-    <w:bookmarkEnd w:id="30"/>
-    <w:bookmarkStart w:id="31" w:name="X1821350da20009c81bfa1334e978d4e876f17f1"/>
+    <w:bookmarkEnd w:id="32"/>
+    <w:bookmarkStart w:id="33" w:name="X1821350da20009c81bfa1334e978d4e876f17f1"/>
     <w:p>
       <w:pPr>
         <w:pStyle w:val="Heading4"/>
@@ -2036,8 +2078,8 @@
         <w:t xml:space="preserve">van leerprocessen, waarbij de nadruk verschuift van individuele reflectie naar gedistribueerde cognitie.</w:t>
       </w:r>
     </w:p>
-    <w:bookmarkEnd w:id="31"/>
-    <w:bookmarkStart w:id="32" w:name="Xe0952823ca46d06381d3b07592106b6d0399d1e"/>
+    <w:bookmarkEnd w:id="33"/>
+    <w:bookmarkStart w:id="34" w:name="Xe0952823ca46d06381d3b07592106b6d0399d1e"/>
     <w:p>
       <w:pPr>
         <w:pStyle w:val="Heading4"/>
@@ -2082,8 +2124,8 @@
         <w:t xml:space="preserve">geplaatst (Dekker, 2026; Jolles, 2026; Hornstra, 2026): docenten staan onder druk en hebben zelf scaffolding nodig om AI verantwoord te kunnen begeleiden bij studenten.</w:t>
       </w:r>
     </w:p>
-    <w:bookmarkEnd w:id="32"/>
-    <w:bookmarkStart w:id="33" w:name="Xcb99f65a16876c3a96f49d1894221b20fc655cd"/>
+    <w:bookmarkEnd w:id="34"/>
+    <w:bookmarkStart w:id="35" w:name="Xcb99f65a16876c3a96f49d1894221b20fc655cd"/>
     <w:p>
       <w:pPr>
         <w:pStyle w:val="Heading4"/>
@@ -2148,8 +2190,8 @@
         <w:t xml:space="preserve">niet direct het antwoord, maar stelt eerst een tegenvraag die de student helpt zelf te redeneren. Deze studentengerichte invulling van het scaffold-principe — uitgewerkt voor de Claude Enterprise-omgeving binnen onderwijsinstellingen — is complementair aan de docentgerichte invulling die in dit onderzoek wordt ontwikkeld via ORM AI Nieuws.</w:t>
       </w:r>
     </w:p>
-    <w:bookmarkEnd w:id="33"/>
-    <w:bookmarkStart w:id="34" w:name="toepassing-in-dit-onderzoek"/>
+    <w:bookmarkEnd w:id="35"/>
+    <w:bookmarkStart w:id="36" w:name="toepassing-in-dit-onderzoek"/>
     <w:p>
       <w:pPr>
         <w:pStyle w:val="Heading4"/>
@@ -2222,10 +2264,10 @@
         <w:t xml:space="preserve">(Coene, 2026b) — een drieluik in het AI-portfolio van de auteur, waarin het scaffold-principe op meerdere niveaus consequent wordt toegepast: docent-bijhouden (dit onderzoek), docent-toetsontwerp (Coene, 2025) en student-leerproces (Coene, 2026b). Deze positionering wordt expliciet uitgewerkt in hoofdstuk 12.3 aan de hand van de feitelijke ontwerpkeuzes.</w:t>
       </w:r>
     </w:p>
-    <w:bookmarkEnd w:id="34"/>
-    <w:bookmarkEnd w:id="35"/>
     <w:bookmarkEnd w:id="36"/>
-    <w:bookmarkStart w:id="37" w:name="curatie-en-informatie-overload"/>
+    <w:bookmarkEnd w:id="37"/>
+    <w:bookmarkEnd w:id="38"/>
+    <w:bookmarkStart w:id="39" w:name="curatie-en-informatie-overload"/>
     <w:p>
       <w:pPr>
         <w:pStyle w:val="Heading2"/>
@@ -2348,8 +2390,8 @@
         <w:t xml:space="preserve">In het ontwerp van ORM AI Nieuws zijn alle drie de strategieën toegepast: AI-tag-feeds van vakbladen (voor-curatie), gelaagde filtering met regex + LLM (meerdere lagen), en gebruikersgestuurde vakgebiedinvoer (personalisering). Hoofdstukken 8 en 11 werken uit hoe deze strategieën in de iteratieve cycli zijn ontwikkeld en welke ontwerpkennis ze hebben opgeleverd.</w:t>
       </w:r>
     </w:p>
-    <w:bookmarkEnd w:id="37"/>
-    <w:bookmarkStart w:id="38" w:name="conceptueel-raamwerk"/>
+    <w:bookmarkEnd w:id="39"/>
+    <w:bookmarkStart w:id="40" w:name="conceptueel-raamwerk"/>
     <w:p>
       <w:pPr>
         <w:pStyle w:val="Heading2"/>
@@ -2514,9 +2556,9 @@
         <w:t xml:space="preserve">Deze vier kaders zijn niet hiërarchisch geordend maar complementair: DBR bepaalt hoe het onderzoek wordt uitgevoerd, TAM hoe het wordt geëvalueerd, AI-als-scaffold waarom dit ontwerp didactisch verantwoord is, en curatie-theorie wat de ontwerpopties zijn. Samen vormen ze de basis waarop in hoofdstuk 5 (methodologie) de concrete onderzoeksopzet wordt gefundeerd, en op basis waarvan in hoofdstuk 11 (resultaten) de generaliseerbare ontwerpkennis wordt geformuleerd.</w:t>
       </w:r>
     </w:p>
-    <w:bookmarkEnd w:id="38"/>
-    <w:bookmarkEnd w:id="39"/>
-    <w:bookmarkStart w:id="47" w:name="onderzoeksvraag-en-subvragen"/>
+    <w:bookmarkEnd w:id="40"/>
+    <w:bookmarkEnd w:id="41"/>
+    <w:bookmarkStart w:id="49" w:name="onderzoeksvraag-en-subvragen"/>
     <w:p>
       <w:pPr>
         <w:pStyle w:val="Heading1"/>
@@ -2533,7 +2575,7 @@
         <w:t xml:space="preserve">Op basis van de probleemanalyse (hoofdstuk 2) en het theoretisch kader (hoofdstuk 3) wordt de hoofdvraag van dit onderzoek als volgt geformuleerd:</w:t>
       </w:r>
     </w:p>
-    <w:bookmarkStart w:id="40" w:name="hoofdvraag"/>
+    <w:bookmarkStart w:id="42" w:name="hoofdvraag"/>
     <w:p>
       <w:pPr>
         <w:pStyle w:val="Heading2"/>
@@ -2594,8 +2636,8 @@
         <w:t xml:space="preserve">— sluit aan bij de procesgerichte, theoriegenererende component van DBR (McKenney &amp; Reeves, 2018; Plomp, 2013). Beide componenten worden binnen dit onderzoek behandeld als gelijkwaardig.</w:t>
       </w:r>
     </w:p>
-    <w:bookmarkEnd w:id="40"/>
-    <w:bookmarkStart w:id="45" w:name="subvragen"/>
+    <w:bookmarkEnd w:id="42"/>
+    <w:bookmarkStart w:id="47" w:name="subvragen"/>
     <w:p>
       <w:pPr>
         <w:pStyle w:val="Heading2"/>
@@ -2803,7 +2845,7 @@
         </w:tc>
       </w:tr>
     </w:tbl>
-    <w:bookmarkStart w:id="41" w:name="subvraag-1"/>
+    <w:bookmarkStart w:id="43" w:name="subvraag-1"/>
     <w:p>
       <w:pPr>
         <w:pStyle w:val="Heading3"/>
@@ -2832,8 +2874,8 @@
         <w:t xml:space="preserve">Deze vraag wordt beantwoord op basis van de iteratieve tester-feedback en de TAM-georiënteerde evaluaties in cycli 0 t/m 5. De vraag adresseert zowel inhoudelijke functionaliteit (welke nieuwsbronnen, welke filteringen, welke chatfuncties) als niet-functionele eisen (gemak van installatie, snelheid, interface-conventies, werkende koppelingen).</w:t>
       </w:r>
     </w:p>
-    <w:bookmarkEnd w:id="41"/>
-    <w:bookmarkStart w:id="42" w:name="subvraag-2"/>
+    <w:bookmarkEnd w:id="43"/>
+    <w:bookmarkStart w:id="44" w:name="subvraag-2"/>
     <w:p>
       <w:pPr>
         <w:pStyle w:val="Heading3"/>
@@ -2862,8 +2904,8 @@
         <w:t xml:space="preserve">Deze vraag is centraal voor de cycli 3 en 4 en gaat specifiek over de gelaagde-curatie-architectuur (regex + LLM) en de prompt-engineering-keuzes. De beantwoording levert ontwerpkennis op over de inzet van LLM’s binnen smalle thematische domeinen.</w:t>
       </w:r>
     </w:p>
-    <w:bookmarkEnd w:id="42"/>
-    <w:bookmarkStart w:id="43" w:name="subvraag-3"/>
+    <w:bookmarkEnd w:id="44"/>
+    <w:bookmarkStart w:id="45" w:name="subvraag-3"/>
     <w:p>
       <w:pPr>
         <w:pStyle w:val="Heading3"/>
@@ -2892,8 +2934,8 @@
         <w:t xml:space="preserve">Deze vraag is verankerd in TAM (Davis, 1989; Granić &amp; Marangunić, 2019; Scherer, Siddiq &amp; Tondeur, 2019) en wordt beantwoord op basis van de TAM-simulatie (cyclus 2), de spontane feedback (cyclus 5a) en de gestructureerde feedback-vragenlijst (cyclus 5b). Voor v0.2 van dit rapport is alleen de cyclus 2-data beschikbaar; de cyclus 5-data wordt na augustus 2026 toegevoegd.</w:t>
       </w:r>
     </w:p>
-    <w:bookmarkEnd w:id="43"/>
-    <w:bookmarkStart w:id="44" w:name="subvraag-4"/>
+    <w:bookmarkEnd w:id="45"/>
+    <w:bookmarkStart w:id="46" w:name="subvraag-4"/>
     <w:p>
       <w:pPr>
         <w:pStyle w:val="Heading3"/>
@@ -2936,30 +2978,30 @@
       </w:r>
       <w:r>
         <w:t xml:space="preserve">(Plomp, 2013; McKenney &amp; Reeves, 2018, hoofdstuk 9). Op basis van de bevindingen uit alle cycli wordt in hoofdstuk 12 een set ontwerpprincipes geformuleerd, met expliciete reflectie op het abstractieniveau ervan.</w:t>
-      </w:r>
-    </w:p>
-    <w:bookmarkEnd w:id="44"/>
-    <w:bookmarkEnd w:id="45"/>
-    <w:bookmarkStart w:id="46" w:name="X7023d06b913716f01db4755c69e285ce04d525a"/>
-    <w:p>
-      <w:pPr>
-        <w:pStyle w:val="Heading2"/>
-      </w:pPr>
-      <w:r>
-        <w:t xml:space="preserve">4.3 Plaats van de onderzoeksvraag binnen het rapport</w:t>
-      </w:r>
-    </w:p>
-    <w:p>
-      <w:pPr>
-        <w:pStyle w:val="FirstParagraph"/>
-      </w:pPr>
-      <w:r>
-        <w:t xml:space="preserve">De hoofdvraag en subvragen functioneren als rode draad voor de volgende hoofdstukken. In de methodologie (hoofdstuk 5) wordt verantwoord welke methoden welke (sub)vraag bedienen. In de cyclushoofdstukken (6 t/m 11) wordt per cyclus aangegeven aan welke (sub)vraag de cyclus bijdraagt. In de resultatenhoofdstukken (12) en de discussie (13) worden de subvragen integraal beantwoord; in de conclusie (14) volgt de samenvattende beantwoording van de hoofdvraag.</w:t>
       </w:r>
     </w:p>
     <w:bookmarkEnd w:id="46"/>
     <w:bookmarkEnd w:id="47"/>
-    <w:bookmarkStart w:id="67" w:name="methodologie"/>
+    <w:bookmarkStart w:id="48" w:name="X7023d06b913716f01db4755c69e285ce04d525a"/>
+    <w:p>
+      <w:pPr>
+        <w:pStyle w:val="Heading2"/>
+      </w:pPr>
+      <w:r>
+        <w:t xml:space="preserve">4.3 Plaats van de onderzoeksvraag binnen het rapport</w:t>
+      </w:r>
+    </w:p>
+    <w:p>
+      <w:pPr>
+        <w:pStyle w:val="FirstParagraph"/>
+      </w:pPr>
+      <w:r>
+        <w:t xml:space="preserve">De hoofdvraag en subvragen functioneren als rode draad voor de volgende hoofdstukken. In de methodologie (hoofdstuk 5) wordt verantwoord welke methoden welke (sub)vraag bedienen. In de cyclushoofdstukken (6 t/m 11) wordt per cyclus aangegeven aan welke (sub)vraag de cyclus bijdraagt. In de resultatenhoofdstukken (12) en de discussie (13) worden de subvragen integraal beantwoord; in de conclusie (14) volgt de samenvattende beantwoording van de hoofdvraag.</w:t>
+      </w:r>
+    </w:p>
+    <w:bookmarkEnd w:id="48"/>
+    <w:bookmarkEnd w:id="49"/>
+    <w:bookmarkStart w:id="69" w:name="methodologie"/>
     <w:p>
       <w:pPr>
         <w:pStyle w:val="Heading1"/>
@@ -2968,7 +3010,7 @@
         <w:t xml:space="preserve">5. Methodologie</w:t>
       </w:r>
     </w:p>
-    <w:bookmarkStart w:id="49" w:name="onderzoeksopzet-dbr-met-zes-cycli"/>
+    <w:bookmarkStart w:id="51" w:name="onderzoeksopzet-dbr-met-zes-cycli"/>
     <w:p>
       <w:pPr>
         <w:pStyle w:val="Heading2"/>
@@ -3332,7 +3374,7 @@
         <w:t xml:space="preserve">De keuze voor zes cycli sluit aan bij de DBR-aanbeveling om voldoende iteraties te doen om convergentie naar een werkbaar ontwerp te bereiken, zonder zo veel cycli dat de focus van het onderzoek verwatert (McKenney &amp; Reeves, 2018, hoofdstuk 9). De voorgeschiedenis (cyclus 0) beslaat ruim tien maanden van verkenning, mislukte aanzetten en richting-zoekende iteratie — karakteristiek voor DBR-trajecten (Plomp, 2013). De productieve cycli 1 t/m 4 vonden plaats binnen vier weken in april–mei 2026; de vijfde cyclus beslaat een langere periode omdat implementatie-feedback tijd nodig heeft om te ontstaan.</w:t>
       </w:r>
     </w:p>
-    <w:bookmarkStart w:id="48" w:name="Xb43065e8d06bfdd7b1c62ef13629f477a82df9c"/>
+    <w:bookmarkStart w:id="50" w:name="Xb43065e8d06bfdd7b1c62ef13629f477a82df9c"/>
     <w:p>
       <w:pPr>
         <w:pStyle w:val="Heading3"/>
@@ -3365,9 +3407,9 @@
         <w:t xml:space="preserve">ontwikkeld (Coene, 2024), waarin Design Thinking als ontwerpgerichte methode wordt onderwezen op studentniveau. DBR en Design Thinking delen kernkenmerken — iteratief proces, prototype-test-cycli, betrokkenheid van eindgebruikers, focus op werkende oplossingen — met als voornaamste verschil dat DBR generaliseerbare ontwerpkennis als academische opbrengst genereert, terwijl Design Thinking primair operationele oplossingen oplevert. De keuze voor DBR in dit onderzoek is dus geen ad-hoc-methodische selectie, maar een verdiepende toepassing op meta-niveau van een design-based werkwijze die de auteur al langer onderwijst en zelf hanteert.</w:t>
       </w:r>
     </w:p>
-    <w:bookmarkEnd w:id="48"/>
-    <w:bookmarkEnd w:id="49"/>
-    <w:bookmarkStart w:id="52" w:name="setting-en-participanten"/>
+    <w:bookmarkEnd w:id="50"/>
+    <w:bookmarkEnd w:id="51"/>
+    <w:bookmarkStart w:id="54" w:name="setting-en-participanten"/>
     <w:p>
       <w:pPr>
         <w:pStyle w:val="Heading2"/>
@@ -3376,7 +3418,7 @@
         <w:t xml:space="preserve">5.2 Setting en participanten</w:t>
       </w:r>
     </w:p>
-    <w:bookmarkStart w:id="50" w:name="setting"/>
+    <w:bookmarkStart w:id="52" w:name="setting"/>
     <w:p>
       <w:pPr>
         <w:pStyle w:val="Heading3"/>
@@ -3401,8 +3443,8 @@
         <w:t xml:space="preserve">De keuze voor één opleiding als onderzoekssetting is bewust en sluit aan bij DBR-traditie van diepgaande studie binnen één natuurlijke context (Brown, 1992). Het beperkt de externe validiteit, maar maakt rijke kwalitatieve dataverzameling en directe terugkoppeling mogelijk.</w:t>
       </w:r>
     </w:p>
-    <w:bookmarkEnd w:id="50"/>
-    <w:bookmarkStart w:id="51" w:name="participanten"/>
+    <w:bookmarkEnd w:id="52"/>
+    <w:bookmarkStart w:id="53" w:name="participanten"/>
     <w:p>
       <w:pPr>
         <w:pStyle w:val="Heading3"/>
@@ -3519,9 +3561,9 @@
         <w:t xml:space="preserve">In het rapport worden tester-bijdragen waar zinvol geanonimiseerd; expliciete naamsvermelding gebeurt alleen met instemming van de betrokkene.</w:t>
       </w:r>
     </w:p>
-    <w:bookmarkEnd w:id="51"/>
-    <w:bookmarkEnd w:id="52"/>
-    <w:bookmarkStart w:id="55" w:name="dataverzameling-per-cyclus"/>
+    <w:bookmarkEnd w:id="53"/>
+    <w:bookmarkEnd w:id="54"/>
+    <w:bookmarkStart w:id="57" w:name="dataverzameling-per-cyclus"/>
     <w:p>
       <w:pPr>
         <w:pStyle w:val="Heading2"/>
@@ -4025,7 +4067,7 @@
         </w:tc>
       </w:tr>
     </w:tbl>
-    <w:bookmarkStart w:id="53" w:name="Xeb538661454b280e984fec7b4b4ea4a916beb60"/>
+    <w:bookmarkStart w:id="55" w:name="Xeb538661454b280e984fec7b4b4ea4a916beb60"/>
     <w:p>
       <w:pPr>
         <w:pStyle w:val="Heading3"/>
@@ -4131,8 +4173,8 @@
         <w:t xml:space="preserve">In cyclus 5b wordt door middel van een vragenlijst onafhankelijke kwantitatieve TAM-evaluatie gedaan, die de waarde van de eerdere simulatie kan toetsen of ontkrachten.</w:t>
       </w:r>
     </w:p>
-    <w:bookmarkEnd w:id="53"/>
-    <w:bookmarkStart w:id="54" w:name="geplande-tam-vragenlijst-cyclus-5b"/>
+    <w:bookmarkEnd w:id="55"/>
+    <w:bookmarkStart w:id="56" w:name="geplande-tam-vragenlijst-cyclus-5b"/>
     <w:p>
       <w:pPr>
         <w:pStyle w:val="Heading3"/>
@@ -4149,9 +4191,9 @@
         <w:t xml:space="preserve">Voor cyclus 5b wordt in juli 2026 een feedback-instrument gelanceerd in de vorm van een Google Form. De voorgestelde vragenstructuur is gebaseerd op het TAM-kader (zie hoofdstuk 12 §11.4.2). In een latere cyclus kan het Form worden uitgebreid met klassieke TAM-Likert-items voor PU en PEOU, zodra een voldoende grote N gebruikers beschikbaar is voor structural equation modelling-analyses zoals beschreven door Scherer, Siddiq en Tondeur (2019).</w:t>
       </w:r>
     </w:p>
-    <w:bookmarkEnd w:id="54"/>
-    <w:bookmarkEnd w:id="55"/>
-    <w:bookmarkStart w:id="59" w:name="analyse"/>
+    <w:bookmarkEnd w:id="56"/>
+    <w:bookmarkEnd w:id="57"/>
+    <w:bookmarkStart w:id="61" w:name="analyse"/>
     <w:p>
       <w:pPr>
         <w:pStyle w:val="Heading2"/>
@@ -4160,7 +4202,7 @@
         <w:t xml:space="preserve">5.4 Analyse</w:t>
       </w:r>
     </w:p>
-    <w:bookmarkStart w:id="56" w:name="kwalitatieve-analyse"/>
+    <w:bookmarkStart w:id="58" w:name="kwalitatieve-analyse"/>
     <w:p>
       <w:pPr>
         <w:pStyle w:val="Heading3"/>
@@ -4242,8 +4284,8 @@
         <w:t xml:space="preserve">Dit schema is bewust eenvoudig gehouden om te passen bij de schaal van het onderzoek (klein aantal feedback-items per cyclus). Voor cyclus 5b — waar grotere data-volumes worden verwacht — zal dit schema worden uitgebreid met thematische codes zoals beschreven door Braun en Clarke (2006).</w:t>
       </w:r>
     </w:p>
-    <w:bookmarkEnd w:id="56"/>
-    <w:bookmarkStart w:id="57" w:name="kwantitatieve-analyse"/>
+    <w:bookmarkEnd w:id="58"/>
+    <w:bookmarkStart w:id="59" w:name="kwantitatieve-analyse"/>
     <w:p>
       <w:pPr>
         <w:pStyle w:val="Heading3"/>
@@ -4325,8 +4367,8 @@
         <w:t xml:space="preserve">Voor v0.1 van dit rapport zijn alleen de cyclus 3-4-output-metrics beschikbaar; cyclus 5-data wordt na augustus 2026 toegevoegd.</w:t>
       </w:r>
     </w:p>
-    <w:bookmarkEnd w:id="57"/>
-    <w:bookmarkStart w:id="58" w:name="generaliseerbare-ontwerpkennis"/>
+    <w:bookmarkEnd w:id="59"/>
+    <w:bookmarkStart w:id="60" w:name="generaliseerbare-ontwerpkennis"/>
     <w:p>
       <w:pPr>
         <w:pStyle w:val="Heading3"/>
@@ -4359,9 +4401,9 @@
         <w:t xml:space="preserve">(Plomp, 2013): geen universele wetmatigheid, maar wel breder toepasbare principes dan de specifieke context van ORM.</w:t>
       </w:r>
     </w:p>
-    <w:bookmarkEnd w:id="58"/>
-    <w:bookmarkEnd w:id="59"/>
-    <w:bookmarkStart w:id="60" w:name="ethische-overwegingen"/>
+    <w:bookmarkEnd w:id="60"/>
+    <w:bookmarkEnd w:id="61"/>
+    <w:bookmarkStart w:id="62" w:name="ethische-overwegingen"/>
     <w:p>
       <w:pPr>
         <w:pStyle w:val="Heading2"/>
@@ -4443,8 +4485,8 @@
         <w:t xml:space="preserve">Het onderzoek wordt uitgevoerd binnen de Hanzehogeschool, waar voor onderwijsontwikkeling-projecten van deze schaal geen ethische commissie-toestemming vereist is. Wel is intercollegiale afstemming met collega-docent Ties de Boer en — voor de externe publicatie — met lector Harald Pol onderdeel van het proces.</w:t>
       </w:r>
     </w:p>
-    <w:bookmarkEnd w:id="60"/>
-    <w:bookmarkStart w:id="65" w:name="betrouwbaarheid-en-validiteit"/>
+    <w:bookmarkEnd w:id="62"/>
+    <w:bookmarkStart w:id="67" w:name="betrouwbaarheid-en-validiteit"/>
     <w:p>
       <w:pPr>
         <w:pStyle w:val="Heading2"/>
@@ -4461,7 +4503,7 @@
         <w:t xml:space="preserve">De betrouwbaarheid en validiteit van DBR worden anders beoordeeld dan die van klassiek experimenteel onderzoek (Anderson &amp; Shattuck, 2012). Voor dit onderzoek worden vier strategieën ingezet:</w:t>
       </w:r>
     </w:p>
-    <w:bookmarkStart w:id="61" w:name="triangulatie"/>
+    <w:bookmarkStart w:id="63" w:name="triangulatie"/>
     <w:p>
       <w:pPr>
         <w:pStyle w:val="Heading3"/>
@@ -4490,8 +4532,8 @@
         <w:t xml:space="preserve">(cyclus 3) is vertaald naar concrete output-metrics die de verandering meetbaar maken.</w:t>
       </w:r>
     </w:p>
-    <w:bookmarkEnd w:id="61"/>
-    <w:bookmarkStart w:id="62" w:name="transparantie-via-open-documentatie"/>
+    <w:bookmarkEnd w:id="63"/>
+    <w:bookmarkStart w:id="64" w:name="transparantie-via-open-documentatie"/>
     <w:p>
       <w:pPr>
         <w:pStyle w:val="Heading3"/>
@@ -4524,8 +4566,8 @@
         <w:t xml:space="preserve">die de geloofwaardigheid van het onderzoek versterkt (Lincoln &amp; Guba, 1985).</w:t>
       </w:r>
     </w:p>
-    <w:bookmarkEnd w:id="62"/>
-    <w:bookmarkStart w:id="63" w:name="member-checking"/>
+    <w:bookmarkEnd w:id="64"/>
+    <w:bookmarkStart w:id="65" w:name="member-checking"/>
     <w:p>
       <w:pPr>
         <w:pStyle w:val="Heading3"/>
@@ -4542,8 +4584,8 @@
         <w:t xml:space="preserve">In cyclus 5b is voorzien in optionele follow-up gesprekken met respondenten om de interpretatie van hun feedback te toetsen. Dit is een klassieke vorm van member checking voor kwalitatief onderzoek (Lincoln &amp; Guba, 1985).</w:t>
       </w:r>
     </w:p>
-    <w:bookmarkEnd w:id="63"/>
-    <w:bookmarkStart w:id="64" w:name="externe-peer-review"/>
+    <w:bookmarkEnd w:id="65"/>
+    <w:bookmarkStart w:id="66" w:name="externe-peer-review"/>
     <w:p>
       <w:pPr>
         <w:pStyle w:val="Heading3"/>
@@ -4560,9 +4602,9 @@
         <w:t xml:space="preserve">Voor de definitieve versie van dit rapport is een externe peer-review voorzien door lector Harald Pol (Hanzehogeschool Groningen) en — bij externe publicatie — door de tijdschriftredactie. Deze externe blik functioneert als laatste validiteitscheck op zowel methodologische scherpte als inhoudelijke claims.</w:t>
       </w:r>
     </w:p>
-    <w:bookmarkEnd w:id="64"/>
-    <w:bookmarkEnd w:id="65"/>
-    <w:bookmarkStart w:id="66" w:name="beperkingen-van-de-gekozen-aanpak"/>
+    <w:bookmarkEnd w:id="66"/>
+    <w:bookmarkEnd w:id="67"/>
+    <w:bookmarkStart w:id="68" w:name="beperkingen-van-de-gekozen-aanpak"/>
     <w:p>
       <w:pPr>
         <w:pStyle w:val="Heading2"/>
@@ -4669,9 +4711,9 @@
         <w:t xml:space="preserve">Deze beperkingen worden niet weggewerkt maar geëxpliciteerd; ze maken integraal deel uit van de academische verantwoording.</w:t>
       </w:r>
     </w:p>
-    <w:bookmarkEnd w:id="66"/>
-    <w:bookmarkEnd w:id="67"/>
-    <w:bookmarkStart w:id="78" w:name="Xb132b95836e297f03ff97b9085aa9c8ad4ecb1c"/>
+    <w:bookmarkEnd w:id="68"/>
+    <w:bookmarkEnd w:id="69"/>
+    <w:bookmarkStart w:id="80" w:name="Xb132b95836e297f03ff97b9085aa9c8ad4ecb1c"/>
     <w:p>
       <w:pPr>
         <w:pStyle w:val="Heading1"/>
@@ -4710,7 +4752,7 @@
         <w:t xml:space="preserve">als startpunt van het ontwerptraject gepresenteerd. Bij nadere reconstructie blijkt het traject bijna een jaar eerder begonnen — met een prototype in ChatGPT (mei 2025), gevolgd door migratie naar Google AI Studio en uiteindelijk een fundamentele herbouw in Claude Code. Deze voorgeschiedenis wordt hier opgenomen als Cyclus 0, omdat zij methodologisch wezenlijk is voor het verloop van het onderzoek: zonder de leerervaring uit de pre-Claude-fase zou de architectuur van de huidige tool er anders hebben uitgezien. Het is bovendien karakteristiek voor DBR-trajecten dat de eigenlijke productieve fase wordt voorafgegaan door een langere periode van verkenning, mislukte aanzetten en richting-zoekende iteraties (McKenney &amp; Reeves, 2018; Plomp, 2013).</w:t>
       </w:r>
     </w:p>
-    <w:bookmarkStart w:id="68" w:name="X6dda9476bb4738719e2b2292be51726ccd18c43"/>
+    <w:bookmarkStart w:id="70" w:name="X6dda9476bb4738719e2b2292be51726ccd18c43"/>
     <w:p>
       <w:pPr>
         <w:pStyle w:val="Heading2"/>
@@ -4727,8 +4769,8 @@
         <w:t xml:space="preserve">In mei 2025 ontstond binnen de opleiding ORM het besef dat AI-ontwikkelingen sneller gingen dan docenten konden bijhouden. De auteur — als verantwoordelijke voor AI-beleid van de opleiding — verkende informeel of een eenvoudig hulpmiddel uitkomst zou kunnen bieden. Deze verkenning had aanvankelijk geen formele status van onderzoeksproject; ze was eerder een persoonlijke probleemverkenning met directe praktische motivatie.</w:t>
       </w:r>
     </w:p>
-    <w:bookmarkEnd w:id="68"/>
-    <w:bookmarkStart w:id="69" w:name="chatgpt-experiment-mei-2025"/>
+    <w:bookmarkEnd w:id="70"/>
+    <w:bookmarkStart w:id="71" w:name="chatgpt-experiment-mei-2025"/>
     <w:p>
       <w:pPr>
         <w:pStyle w:val="Heading2"/>
@@ -4753,8 +4795,8 @@
         <w:t xml:space="preserve">De keuze voor ChatGPT in deze fase was pragmatisch: de tool was direct beschikbaar, vereiste geen accountkoppeling met externe diensten en bood een laag-drempelige manier om te experimenteren zonder vooraf een infrastructuur op te zetten. Het experiment bevestigde dat een AI-ondersteunde nieuws-curatie-tool technisch haalbaar was, maar legde tegelijk de beperkingen van pure prompt-gebaseerde ontwikkeling bloot: zonder eigen ontwikkelomgeving was iteratie traag, en zonder hosting was het resultaat niet deelbaar met collega’s.</w:t>
       </w:r>
     </w:p>
-    <w:bookmarkEnd w:id="69"/>
-    <w:bookmarkStart w:id="70" w:name="migratie-naar-google-ai-studio"/>
+    <w:bookmarkEnd w:id="71"/>
+    <w:bookmarkStart w:id="72" w:name="migratie-naar-google-ai-studio"/>
     <w:p>
       <w:pPr>
         <w:pStyle w:val="Heading2"/>
@@ -4795,8 +4837,8 @@
         <w:t xml:space="preserve">In de periode mei 2025 – maart 2026 is deze versie geleidelijk doorontwikkeld: nieuwsbronnen werden toegevoegd, een eerste tab-structuur werd opgezet, en samenvattings-functionaliteit werd geïmplementeerd via Gemini. Het AI Studio-platform bood het voordeel van snelle iteratie binnen één omgeving, maar legde tegelijk een specifieke architectuur op (gestructureerd rond Gemini-componenten) die later beperkend zou blijken.</w:t>
       </w:r>
     </w:p>
-    <w:bookmarkEnd w:id="70"/>
-    <w:bookmarkStart w:id="71" w:name="eerste-tester-uitnodiging-9-april-2026"/>
+    <w:bookmarkEnd w:id="72"/>
+    <w:bookmarkStart w:id="73" w:name="eerste-tester-uitnodiging-9-april-2026"/>
     <w:p>
       <w:pPr>
         <w:pStyle w:val="Heading2"/>
@@ -4869,8 +4911,8 @@
         <w:t xml:space="preserve">(testers met onafhankelijke ervaringen).</w:t>
       </w:r>
     </w:p>
-    <w:bookmarkEnd w:id="71"/>
-    <w:bookmarkStart w:id="72" w:name="ties-kritische-feedback-404-errors"/>
+    <w:bookmarkEnd w:id="73"/>
+    <w:bookmarkStart w:id="74" w:name="ties-kritische-feedback-404-errors"/>
     <w:p>
       <w:pPr>
         <w:pStyle w:val="Heading2"/>
@@ -4913,8 +4955,8 @@
         <w:t xml:space="preserve">De feedback raakte een fundamenteel functioneel probleem: in álle samenvattingen werkten de doorklik-koppelingen naar de oorspronkelijke artikelen niet. Voor een nieuws-curatie-tool is de werkende koppeling tussen samenvatting en bron niet één feature naast vele andere — het is de kern van de functionaliteit. Een samenvatting waarvan de bron onbereikbaar is, is voor een docent waardeloos, omdat zij of hij het volledige artikel moet kunnen verifiëren voor de eigen lesvoorbereiding.</w:t>
       </w:r>
     </w:p>
-    <w:bookmarkEnd w:id="72"/>
-    <w:bookmarkStart w:id="73" w:name="Xc3da51540983e71dc14dfd4fddaf83a61245698"/>
+    <w:bookmarkEnd w:id="74"/>
+    <w:bookmarkStart w:id="75" w:name="Xc3da51540983e71dc14dfd4fddaf83a61245698"/>
     <w:p>
       <w:pPr>
         <w:pStyle w:val="Heading2"/>
@@ -4985,8 +5027,8 @@
         <w:t xml:space="preserve">De overstap werd in de tweede week van april 2026 gemaakt. Daarmee eindigt cyclus 0 en begint cyclus 1 — de Claude Code-herbouw die in hoofdstuk 7 wordt beschreven.</w:t>
       </w:r>
     </w:p>
-    <w:bookmarkEnd w:id="73"/>
-    <w:bookmarkStart w:id="77" w:name="reflectie-op-cyclus-0"/>
+    <w:bookmarkEnd w:id="75"/>
+    <w:bookmarkStart w:id="79" w:name="reflectie-op-cyclus-0"/>
     <w:p>
       <w:pPr>
         <w:pStyle w:val="Heading2"/>
@@ -5003,7 +5045,7 @@
         <w:t xml:space="preserve">Cyclus 0 levert drie methodische observaties op die in de bredere ontwerpkennis (hoofdstuk 12) worden meegenomen.</w:t>
       </w:r>
     </w:p>
-    <w:bookmarkStart w:id="74" w:name="Xf6feaea754188fa0e155d4628a3c29d090c1993"/>
+    <w:bookmarkStart w:id="76" w:name="Xf6feaea754188fa0e155d4628a3c29d090c1993"/>
     <w:p>
       <w:pPr>
         <w:pStyle w:val="Heading3"/>
@@ -5048,8 +5090,8 @@
         <w:t xml:space="preserve">). De waarde van een externe tester-blik in een vroege fase ligt niet primair in het oplossen van bekende problemen, maar in het zichtbaar maken van problemen die de ontwerper zelf niet meer kan zien — een principe dat bevestigd wordt door de bredere literatuur over user testing in vroege ontwerpfasen (Nielsen, 1994; Hartson, Andre &amp; Williges, 2003). In dit geval leidde de tester-blik niet tot een patch, maar tot een fundamentele herziening van de technische infrastructuur.</w:t>
       </w:r>
     </w:p>
-    <w:bookmarkEnd w:id="74"/>
-    <w:bookmarkStart w:id="75" w:name="X317ae40a49748fb810f90f8ce32fd1f0c0c7a1e"/>
+    <w:bookmarkEnd w:id="76"/>
+    <w:bookmarkStart w:id="77" w:name="X317ae40a49748fb810f90f8ce32fd1f0c0c7a1e"/>
     <w:p>
       <w:pPr>
         <w:pStyle w:val="Heading3"/>
@@ -5078,8 +5120,8 @@
         <w:t xml:space="preserve">cycli te tonen die direct tot het uiteindelijke artefact hebben geleid. De pre-Claude-Code-fase — met haar mislukte aanzetten in ChatGPT en gefaalde productie-versie in AI Studio — voldoet niet aan dat criterium en zou onder die verleiding worden weggelaten. Dat zou echter het beeld vertekenen: zonder de leerervaring uit cyclus 0 zou de auteur niet de inzichten hebben gehad die de Claude Code-architectuur voedden. De academische integriteit van DBR-rapportage vereist dat ook de mislukte aanzetten zichtbaar worden gemaakt (McKenney &amp; Reeves, 2018, hoofdstuk 4).</w:t>
       </w:r>
     </w:p>
-    <w:bookmarkEnd w:id="75"/>
-    <w:bookmarkStart w:id="76" w:name="Xc31a7c60fd85afab5b6c96223d00db5673bbf89"/>
+    <w:bookmarkEnd w:id="77"/>
+    <w:bookmarkStart w:id="78" w:name="Xc31a7c60fd85afab5b6c96223d00db5673bbf89"/>
     <w:p>
       <w:pPr>
         <w:pStyle w:val="Heading3"/>
@@ -5128,10 +5170,10 @@
         <w:t xml:space="preserve">Met deze observaties als overgang gaat het volgende hoofdstuk in op de Claude Code-herbouw die op de cyclus 0-bevindingen voortbouwt.</w:t>
       </w:r>
     </w:p>
-    <w:bookmarkEnd w:id="76"/>
-    <w:bookmarkEnd w:id="77"/>
     <w:bookmarkEnd w:id="78"/>
-    <w:bookmarkStart w:id="93" w:name="X05fd9d79b5efe5e7238e14fdc6075979bb36250"/>
+    <w:bookmarkEnd w:id="79"/>
+    <w:bookmarkEnd w:id="80"/>
+    <w:bookmarkStart w:id="95" w:name="X05fd9d79b5efe5e7238e14fdc6075979bb36250"/>
     <w:p>
       <w:pPr>
         <w:pStyle w:val="Heading1"/>
@@ -5140,7 +5182,7 @@
         <w:t xml:space="preserve">7. Cyclus 1 — Claude Code-herbouw en tweede tester-iteratie (half april – 29 april 2026)</w:t>
       </w:r>
     </w:p>
-    <w:bookmarkStart w:id="79" w:name="aansluiting-op-cyclus-0"/>
+    <w:bookmarkStart w:id="81" w:name="aansluiting-op-cyclus-0"/>
     <w:p>
       <w:pPr>
         <w:pStyle w:val="Heading2"/>
@@ -5181,8 +5223,8 @@
         <w:t xml:space="preserve">DBR-werkwijze met directe terugkoppeling van een tester. De pre-Claude-fase (cyclus 0) was richting-zoekend; vanaf cyclus 1 wordt het traject systematisch gedocumenteerd via Git-commits en projectlog.</w:t>
       </w:r>
     </w:p>
-    <w:bookmarkEnd w:id="79"/>
-    <w:bookmarkStart w:id="88" w:name="ontwerpkeuzes-en-hun-verantwoording"/>
+    <w:bookmarkEnd w:id="81"/>
+    <w:bookmarkStart w:id="90" w:name="ontwerpkeuzes-en-hun-verantwoording"/>
     <w:p>
       <w:pPr>
         <w:pStyle w:val="Heading2"/>
@@ -5215,7 +5257,7 @@
         <w:t xml:space="preserve">— een ondersteunende structuur die het denkwerk niet overneemt, maar het mogelijk maakt (zie hoofdstuk 3.3 voor de theoretische verankering).</w:t>
       </w:r>
     </w:p>
-    <w:bookmarkStart w:id="80" w:name="Xceca7c6068ad13f1f7d4f033ba3f49b24d507c3"/>
+    <w:bookmarkStart w:id="82" w:name="Xceca7c6068ad13f1f7d4f033ba3f49b24d507c3"/>
     <w:p>
       <w:pPr>
         <w:pStyle w:val="Heading3"/>
@@ -5328,8 +5370,8 @@
         <w:t xml:space="preserve">op het beginscherm geïnstalleerd te worden, waardoor de drempel om dagelijks te openen vergelijkbaar wordt met die van een native app — zonder de complicaties van app-stores.</w:t>
       </w:r>
     </w:p>
-    <w:bookmarkEnd w:id="80"/>
-    <w:bookmarkStart w:id="81" w:name="native-node.js-zonder-npm-dependencies"/>
+    <w:bookmarkEnd w:id="82"/>
+    <w:bookmarkStart w:id="83" w:name="native-node.js-zonder-npm-dependencies"/>
     <w:p>
       <w:pPr>
         <w:pStyle w:val="Heading3"/>
@@ -5447,8 +5489,8 @@
         <w:t xml:space="preserve">-parser), maar voor de huidige schaal acceptabel.</w:t>
       </w:r>
     </w:p>
-    <w:bookmarkEnd w:id="81"/>
-    <w:bookmarkStart w:id="82" w:name="vier-tab-structuur"/>
+    <w:bookmarkEnd w:id="83"/>
+    <w:bookmarkStart w:id="84" w:name="vier-tab-structuur"/>
     <w:p>
       <w:pPr>
         <w:pStyle w:val="Heading3"/>
@@ -5608,8 +5650,8 @@
         <w:t xml:space="preserve">: de meest specifieke context (ORM) staat als startpunt; de gebruiker kan stap voor stap verbreden (algemeen) of zijn eigen vakgebied invullen (gepersonaliseerd). Dit is een toepassing van het scaffold-principe op informatie-architectuur.</w:t>
       </w:r>
     </w:p>
-    <w:bookmarkEnd w:id="82"/>
-    <w:bookmarkStart w:id="83" w:name="claude-haiku-voor-samenvatting-en-chat"/>
+    <w:bookmarkEnd w:id="84"/>
+    <w:bookmarkStart w:id="85" w:name="claude-haiku-voor-samenvatting-en-chat"/>
     <w:p>
       <w:pPr>
         <w:pStyle w:val="Heading3"/>
@@ -5626,8 +5668,8 @@
         <w:t xml:space="preserve">Voor het samenvatten van artikelen en de chat-functie is gekozen voor Claude Haiku 4.5 (Anthropic). De argumenten: kostenbewust (ongeveer een vierde van Sonnet), lage latency, en kwalitatief goede Nederlandse output.</w:t>
       </w:r>
     </w:p>
-    <w:bookmarkEnd w:id="83"/>
-    <w:bookmarkStart w:id="84" w:name="newsapi-gecombineerd-met-rss-feeds"/>
+    <w:bookmarkEnd w:id="85"/>
+    <w:bookmarkStart w:id="86" w:name="newsapi-gecombineerd-met-rss-feeds"/>
     <w:p>
       <w:pPr>
         <w:pStyle w:val="Heading3"/>
@@ -5644,8 +5686,8 @@
         <w:t xml:space="preserve">Voor het verzamelen van nieuws is gekozen voor twee bronnen: NewsAPI (free tier, 100 calls/dag) voor brede coverage met queryable parameters, en circa 30 RSS-feeds als aanvulling én als fallback bij quotum-uitputting. Deze hybride aanpak verzekert robuustheid.</w:t>
       </w:r>
     </w:p>
-    <w:bookmarkEnd w:id="84"/>
-    <w:bookmarkStart w:id="85" w:name="localstorage-voor-gebruikersstate"/>
+    <w:bookmarkEnd w:id="86"/>
+    <w:bookmarkStart w:id="87" w:name="localstorage-voor-gebruikersstate"/>
     <w:p>
       <w:pPr>
         <w:pStyle w:val="Heading3"/>
@@ -5677,8 +5719,8 @@
         <w:t xml:space="preserve">van de browser bewaard, zonder server-side database. Dit voorkomt accountflow, is privacy-vriendelijk en houdt het systeem eenvoudig.</w:t>
       </w:r>
     </w:p>
-    <w:bookmarkEnd w:id="85"/>
-    <w:bookmarkStart w:id="86" w:name="in-memory-cache-met-15-min-ttl"/>
+    <w:bookmarkEnd w:id="87"/>
+    <w:bookmarkStart w:id="88" w:name="in-memory-cache-met-15-min-ttl"/>
     <w:p>
       <w:pPr>
         <w:pStyle w:val="Heading3"/>
@@ -5695,8 +5737,8 @@
         <w:t xml:space="preserve">De server houdt opgehaalde nieuwsresultaten gedurende 15 minuten in een in-memory cache, om rate-limit-problemen op NewsAPI tijdens testen te voorkomen.</w:t>
       </w:r>
     </w:p>
-    <w:bookmarkEnd w:id="86"/>
-    <w:bookmarkStart w:id="87" w:name="X77bf118aab6d94844c8cd73fe0b83474086e591"/>
+    <w:bookmarkEnd w:id="88"/>
+    <w:bookmarkStart w:id="89" w:name="X77bf118aab6d94844c8cd73fe0b83474086e591"/>
     <w:p>
       <w:pPr>
         <w:pStyle w:val="Heading3"/>
@@ -5713,9 +5755,9 @@
         <w:t xml:space="preserve">Een specifieke ontwerpeis — direct ontleend aan de cyclus 0-bevinding (zie hoofdstuk 6 §6.5) — is dat de doorklik-koppeling vanuit elke samenvatting naar de oorspronkelijke bron in alle gevallen werkt. In de Claude Code-architectuur is deze koppeling expliciet getest in elke cyclus, met geautomatiseerde controles op URL-validiteit waar mogelijk. Dit voorkomt herhaling van het patroon dat in AI Studio tot opheffing van het prototype leidde.</w:t>
       </w:r>
     </w:p>
-    <w:bookmarkEnd w:id="87"/>
-    <w:bookmarkEnd w:id="88"/>
-    <w:bookmarkStart w:id="89" w:name="implementatie-en-eerste-deploy"/>
+    <w:bookmarkEnd w:id="89"/>
+    <w:bookmarkEnd w:id="90"/>
+    <w:bookmarkStart w:id="91" w:name="implementatie-en-eerste-deploy"/>
     <w:p>
       <w:pPr>
         <w:pStyle w:val="Heading2"/>
@@ -5783,8 +5825,8 @@
         <w:t xml:space="preserve">wordt de nieuwe versie binnen één tot twee minuten live gezet.</w:t>
       </w:r>
     </w:p>
-    <w:bookmarkEnd w:id="89"/>
-    <w:bookmarkStart w:id="90" w:name="X5f3a1c4fc1032e47b69742a42a278ecc0a26a8b"/>
+    <w:bookmarkEnd w:id="91"/>
+    <w:bookmarkStart w:id="92" w:name="X5f3a1c4fc1032e47b69742a42a278ecc0a26a8b"/>
     <w:p>
       <w:pPr>
         <w:pStyle w:val="Heading2"/>
@@ -5896,8 +5938,8 @@
         <w:t xml:space="preserve">In cyclus 1 is op deze observatie nog niet diep ingegaan — de tweede tester-feedback diende vooral als validatie dat de Claude Code-architectuur functioneerde en als signaal dat de selectie-kwaliteit aandacht behoefde. Het inhoudelijke probleem werd opgepakt in cycli 3 en 4, op een moment dat de bredere tester-uitnodiging meer signalen leverde.</w:t>
       </w:r>
     </w:p>
-    <w:bookmarkEnd w:id="90"/>
-    <w:bookmarkStart w:id="91" w:name="brede-tester-uitnodiging-eind-april-2026"/>
+    <w:bookmarkEnd w:id="92"/>
+    <w:bookmarkStart w:id="93" w:name="brede-tester-uitnodiging-eind-april-2026"/>
     <w:p>
       <w:pPr>
         <w:pStyle w:val="Heading2"/>
@@ -5942,8 +5984,8 @@
         <w:t xml:space="preserve">De feedback uit deze ronde was overwegend positief op de basisfunctionaliteit en de Nederlandstalige presentatie. Verbeterpunten betroffen voornamelijk usability-aspecten, die in cyclus 2 systematisch zijn opgepakt via een TAM-georiënteerde code-review (zie hoofdstuk 8).</w:t>
       </w:r>
     </w:p>
-    <w:bookmarkEnd w:id="91"/>
-    <w:bookmarkStart w:id="92" w:name="reflectie-op-cyclus-1"/>
+    <w:bookmarkEnd w:id="93"/>
+    <w:bookmarkStart w:id="94" w:name="reflectie-op-cyclus-1"/>
     <w:p>
       <w:pPr>
         <w:pStyle w:val="Heading2"/>
@@ -6061,9 +6103,9 @@
         <w:t xml:space="preserve">Deze observaties leggen de basis voor cyclus 2, waarin de usability systematisch wordt aangepakt via een TAM-georiënteerde code-review (Davis, 1989).</w:t>
       </w:r>
     </w:p>
-    <w:bookmarkEnd w:id="92"/>
-    <w:bookmarkEnd w:id="93"/>
-    <w:bookmarkStart w:id="107" w:name="Xdc9027d5dca7921ea33a209c5566d26dd124ecd"/>
+    <w:bookmarkEnd w:id="94"/>
+    <w:bookmarkEnd w:id="95"/>
+    <w:bookmarkStart w:id="109" w:name="Xdc9027d5dca7921ea33a209c5566d26dd124ecd"/>
     <w:p>
       <w:pPr>
         <w:pStyle w:val="Heading1"/>
@@ -6072,7 +6114,7 @@
         <w:t xml:space="preserve">8. Cyclus 2 — TAM-simulatie en usability-fixes (1 mei 2026)</w:t>
       </w:r>
     </w:p>
-    <w:bookmarkStart w:id="94" w:name="X64a17446054d4a67a5ecbe63693deec9d077f78"/>
+    <w:bookmarkStart w:id="96" w:name="X64a17446054d4a67a5ecbe63693deec9d077f78"/>
     <w:p>
       <w:pPr>
         <w:pStyle w:val="Heading2"/>
@@ -6123,8 +6165,8 @@
         <w:t xml:space="preserve">: een gestructureerde code-review waarin het Technology Acceptance Model (TAM; Davis, 1989) als evaluatiekader dient. Deze aanpak sluit aan bij de DBR-traditie waarin in vroege cycli inspectie-methoden (heuristic evaluation, cognitive walkthrough) een legitiem alternatief vormen voor empirische gebruikerstesten (Nielsen &amp; Molich, 1990; Wharton et al., 1994; Hartson, Andre &amp; Williges, 2003).</w:t>
       </w:r>
     </w:p>
-    <w:bookmarkEnd w:id="94"/>
-    <w:bookmarkStart w:id="97" w:name="Xd251c38e60884a8d0dc858cc1d6075d4a3179f4"/>
+    <w:bookmarkEnd w:id="96"/>
+    <w:bookmarkStart w:id="99" w:name="Xd251c38e60884a8d0dc858cc1d6075d4a3179f4"/>
     <w:p>
       <w:pPr>
         <w:pStyle w:val="Heading2"/>
@@ -6133,7 +6175,7 @@
         <w:t xml:space="preserve">8.2 Methode: TAM als kader voor systematische code-review</w:t>
       </w:r>
     </w:p>
-    <w:bookmarkStart w:id="95" w:name="tam-in-het-kort"/>
+    <w:bookmarkStart w:id="97" w:name="tam-in-het-kort"/>
     <w:p>
       <w:pPr>
         <w:pStyle w:val="Heading3"/>
@@ -6212,8 +6254,8 @@
         <w:t xml:space="preserve">TAM is sinds Davis’ oorspronkelijke publicatie veelvuldig gevalideerd, uitgebreid (TAM2, TAM3, UTAUT, UTAUT2; Venkatesh &amp; Davis, 2000; Venkatesh et al., 2003; Venkatesh, Thong &amp; Xu, 2012) en specifiek toegepast op educatieve technologie (Granić &amp; Marangunić, 2019; Scherer, Siddiq &amp; Tondeur, 2019). De kern van het model — usability en gepercipieerd nut bepalen adoptie — is robuust en bruikbaar als heuristisch evaluatie-kader.</w:t>
       </w:r>
     </w:p>
-    <w:bookmarkEnd w:id="95"/>
-    <w:bookmarkStart w:id="96" w:name="code-review-als-tam-simulatie"/>
+    <w:bookmarkEnd w:id="97"/>
+    <w:bookmarkStart w:id="98" w:name="code-review-als-tam-simulatie"/>
     <w:p>
       <w:pPr>
         <w:pStyle w:val="Heading3"/>
@@ -6328,9 +6370,9 @@
         <w:t xml:space="preserve">De review is uitgevoerd door de auteur als ontwerper-onderzoeker, wat methodologisch een beperking is (zie reflectie, hoofdstuk 14). Mitigerend werkt dat (1) de bevindingen direct in code zijn vastgelegd via Git-commits — verifieerbaar door derden — en (2) latere tester-feedback kon de validiteit van de gevonden issues bevestigen of weerleggen.</w:t>
       </w:r>
     </w:p>
-    <w:bookmarkEnd w:id="96"/>
-    <w:bookmarkEnd w:id="97"/>
-    <w:bookmarkStart w:id="100" w:name="bevindingen-zeven-usability-issues"/>
+    <w:bookmarkEnd w:id="98"/>
+    <w:bookmarkEnd w:id="99"/>
+    <w:bookmarkStart w:id="102" w:name="bevindingen-zeven-usability-issues"/>
     <w:p>
       <w:pPr>
         <w:pStyle w:val="Heading2"/>
@@ -6374,7 +6416,7 @@
         <w:t xml:space="preserve">.</w:t>
       </w:r>
     </w:p>
-    <w:bookmarkStart w:id="98" w:name="Xc4672b16f2aba793ee92181c828fa804e4ff910"/>
+    <w:bookmarkStart w:id="100" w:name="Xc4672b16f2aba793ee92181c828fa804e4ff910"/>
     <w:p>
       <w:pPr>
         <w:pStyle w:val="Heading3"/>
@@ -6624,8 +6666,8 @@
         <w:t xml:space="preserve">). Hoewel klein, is deze inconsistentie een PEOU-deuk.</w:t>
       </w:r>
     </w:p>
-    <w:bookmarkEnd w:id="98"/>
-    <w:bookmarkStart w:id="99" w:name="X9bbffb761cdfb7b0554dcc10b5d71fa9495ef7f"/>
+    <w:bookmarkEnd w:id="100"/>
+    <w:bookmarkStart w:id="101" w:name="X9bbffb761cdfb7b0554dcc10b5d71fa9495ef7f"/>
     <w:p>
       <w:pPr>
         <w:pStyle w:val="Heading3"/>
@@ -6700,9 +6742,9 @@
         <w:t xml:space="preserve">deze tab nuttig is.</w:t>
       </w:r>
     </w:p>
-    <w:bookmarkEnd w:id="99"/>
-    <w:bookmarkEnd w:id="100"/>
-    <w:bookmarkStart w:id="104" w:name="Xa5dd3106718f12e42d447c893780690115ec455"/>
+    <w:bookmarkEnd w:id="101"/>
+    <w:bookmarkEnd w:id="102"/>
+    <w:bookmarkStart w:id="106" w:name="Xa5dd3106718f12e42d447c893780690115ec455"/>
     <w:p>
       <w:pPr>
         <w:pStyle w:val="Heading2"/>
@@ -6719,7 +6761,7 @@
         <w:t xml:space="preserve">Drie features die in het oorspronkelijke prototype waren opgenomen, bleken bij TAM-evaluatie te lage PU-scores te genereren — of in één geval om externe redenen niet uitvoerbaar te zijn — en zijn verwijderd:</w:t>
       </w:r>
     </w:p>
-    <w:bookmarkStart w:id="101" w:name="Xcae99779931e899048bb370bbcec547caf51dee"/>
+    <w:bookmarkStart w:id="103" w:name="Xcae99779931e899048bb370bbcec547caf51dee"/>
     <w:p>
       <w:pPr>
         <w:pStyle w:val="Heading3"/>
@@ -6761,8 +6803,8 @@
         <w:t xml:space="preserve">, en alternatieven (zoals een Google Form, zie cyclus 5) moeten gezocht worden buiten de standaard-conventies.</w:t>
       </w:r>
     </w:p>
-    <w:bookmarkEnd w:id="101"/>
-    <w:bookmarkStart w:id="102" w:name="e-mail-deeloptie-in-share-modal"/>
+    <w:bookmarkEnd w:id="103"/>
+    <w:bookmarkStart w:id="104" w:name="e-mail-deeloptie-in-share-modal"/>
     <w:p>
       <w:pPr>
         <w:pStyle w:val="Heading3"/>
@@ -6779,8 +6821,8 @@
         <w:t xml:space="preserve">Op vergelijkbare grond is de e-mail deeloptie verwijderd. De per-artikel deelfunctie via het ↗-icoon (link kopiëren / native share) blijft beschikbaar — dat werkt platform-onafhankelijk en past bij hoe docenten in de praktijk artikelen delen.</w:t>
       </w:r>
     </w:p>
-    <w:bookmarkEnd w:id="102"/>
-    <w:bookmarkStart w:id="103" w:name="markeer-alles-als-gelezen-knop"/>
+    <w:bookmarkEnd w:id="104"/>
+    <w:bookmarkStart w:id="105" w:name="markeer-alles-als-gelezen-knop"/>
     <w:p>
       <w:pPr>
         <w:pStyle w:val="Heading3"/>
@@ -6839,9 +6881,9 @@
         <w:t xml:space="preserve">(Nielsen, 1994): functies die niet ondersteunend zijn aan de hoofdtaak verminderen de PEOU van de interface als geheel.</w:t>
       </w:r>
     </w:p>
-    <w:bookmarkEnd w:id="103"/>
-    <w:bookmarkEnd w:id="104"/>
-    <w:bookmarkStart w:id="105" w:name="X3e1234117ee541dae75aaa686c25290af5c9018"/>
+    <w:bookmarkEnd w:id="105"/>
+    <w:bookmarkEnd w:id="106"/>
+    <w:bookmarkStart w:id="107" w:name="X3e1234117ee541dae75aaa686c25290af5c9018"/>
     <w:p>
       <w:pPr>
         <w:pStyle w:val="Heading2"/>
@@ -6938,8 +6980,8 @@
         <w:t xml:space="preserve">De gewijzigde versie is op 1 mei 2026 gedeployed naar productie en vormde de basis voor de bredere tester-ronde van 8 mei (zie hoofdstuk 8).</w:t>
       </w:r>
     </w:p>
-    <w:bookmarkEnd w:id="105"/>
-    <w:bookmarkStart w:id="106" w:name="reflectie-op-cyclus-2"/>
+    <w:bookmarkEnd w:id="107"/>
+    <w:bookmarkStart w:id="108" w:name="reflectie-op-cyclus-2"/>
     <w:p>
       <w:pPr>
         <w:pStyle w:val="Heading2"/>
@@ -7064,9 +7106,9 @@
         <w:t xml:space="preserve">Deze observaties leiden over naar cyclus 3, waar de eerste inhoudelijke tester-feedback de filter-architectuur op de proef stelt.</w:t>
       </w:r>
     </w:p>
-    <w:bookmarkEnd w:id="106"/>
-    <w:bookmarkEnd w:id="107"/>
-    <w:bookmarkStart w:id="120" w:name="X7829f5e6eb08b58b229383d1116923b5da49fb9"/>
+    <w:bookmarkEnd w:id="108"/>
+    <w:bookmarkEnd w:id="109"/>
+    <w:bookmarkStart w:id="122" w:name="X7829f5e6eb08b58b229383d1116923b5da49fb9"/>
     <w:p>
       <w:pPr>
         <w:pStyle w:val="Heading1"/>
@@ -7075,7 +7117,7 @@
         <w:t xml:space="preserve">9. Cyclus 3 — Filter-aanscherping op tester-feedback (8 mei 2026)</w:t>
       </w:r>
     </w:p>
-    <w:bookmarkStart w:id="108" w:name="Xc4a4c10edd46888f8a029cd12ae162f57148cdd"/>
+    <w:bookmarkStart w:id="110" w:name="Xc4a4c10edd46888f8a029cd12ae162f57148cdd"/>
     <w:p>
       <w:pPr>
         <w:pStyle w:val="Heading2"/>
@@ -7186,8 +7228,8 @@
         <w:t xml:space="preserve">) een diepgaande herziening van de filter-architectuur kan vereisen.</w:t>
       </w:r>
     </w:p>
-    <w:bookmarkEnd w:id="108"/>
-    <w:bookmarkStart w:id="112" w:name="diagnose-drie-oorzaken-van-de-mismatch"/>
+    <w:bookmarkEnd w:id="110"/>
+    <w:bookmarkStart w:id="114" w:name="diagnose-drie-oorzaken-van-de-mismatch"/>
     <w:p>
       <w:pPr>
         <w:pStyle w:val="Heading2"/>
@@ -7213,7 +7255,7 @@
         <w:t xml:space="preserve">-perceptie verklaarden:</w:t>
       </w:r>
     </w:p>
-    <w:bookmarkStart w:id="109" w:name="Xf76fab792df8126a5f1d4a931154b0a6fabdf2e"/>
+    <w:bookmarkStart w:id="111" w:name="Xf76fab792df8126a5f1d4a931154b0a6fabdf2e"/>
     <w:p>
       <w:pPr>
         <w:pStyle w:val="Heading3"/>
@@ -7260,8 +7302,8 @@
         <w:t xml:space="preserve">toetste of een artikel ten minste één van een lijst van ORM-relevante termen bevatte (entrepreneur, startup, retail, e-commerce, etc.). Een AI-context werd impliciet aangenomen op basis van de bron of de query, maar niet geverifieerd. Het gevolg: artikelen uit zakelijke bronnen (Sprout, Adformatie, Twinkle) die wel ORM-termen bevatten maar niets met AI te maken hadden, kwamen toch door de filter.</w:t>
       </w:r>
     </w:p>
-    <w:bookmarkEnd w:id="109"/>
-    <w:bookmarkStart w:id="110" w:name="de-synoniemenlijst-was-te-ruim"/>
+    <w:bookmarkEnd w:id="111"/>
+    <w:bookmarkStart w:id="112" w:name="de-synoniemenlijst-was-te-ruim"/>
     <w:p>
       <w:pPr>
         <w:pStyle w:val="Heading3"/>
@@ -7354,8 +7396,8 @@
         <w:t xml:space="preserve">: een query die te veel resultaten oplevert verlaagt de precisie ten gunste van recall (Manning, Raghavan &amp; Schütze, 2008).</w:t>
       </w:r>
     </w:p>
-    <w:bookmarkEnd w:id="110"/>
-    <w:bookmarkStart w:id="111" w:name="X606a4aa9d3c956c2d5c30517492abc575a3853c"/>
+    <w:bookmarkEnd w:id="112"/>
+    <w:bookmarkStart w:id="113" w:name="X606a4aa9d3c956c2d5c30517492abc575a3853c"/>
     <w:p>
       <w:pPr>
         <w:pStyle w:val="Heading3"/>
@@ -7388,9 +7430,9 @@
         <w:t xml:space="preserve">die specifiek geldt voor LLM-gebaseerde curatie waarbij de input al voorgefilterd is (Liu et al., 2024).</w:t>
       </w:r>
     </w:p>
-    <w:bookmarkEnd w:id="111"/>
-    <w:bookmarkEnd w:id="112"/>
-    <w:bookmarkStart w:id="116" w:name="ontwerpinterventie-in-drie-iteraties"/>
+    <w:bookmarkEnd w:id="113"/>
+    <w:bookmarkEnd w:id="114"/>
+    <w:bookmarkStart w:id="118" w:name="ontwerpinterventie-in-drie-iteraties"/>
     <w:p>
       <w:pPr>
         <w:pStyle w:val="Heading2"/>
@@ -7423,7 +7465,7 @@
         <w:t xml:space="preserve">(Plomp, 2013).</w:t>
       </w:r>
     </w:p>
-    <w:bookmarkStart w:id="113" w:name="X3f91343d6659485eb85507e025786b800fdaf1f"/>
+    <w:bookmarkStart w:id="115" w:name="X3f91343d6659485eb85507e025786b800fdaf1f"/>
     <w:p>
       <w:pPr>
         <w:pStyle w:val="Heading3"/>
@@ -7556,8 +7598,8 @@
         <w:t xml:space="preserve">Effect: het aantal artikelen door de filter daalde sterk, maar de relevantie steeg. Echter: het Nederlandse aandeel zakte naar één enkel artikel — een nieuw probleem dat in iteratie 2 en 3 wordt aangepakt.</w:t>
       </w:r>
     </w:p>
-    <w:bookmarkEnd w:id="113"/>
-    <w:bookmarkStart w:id="114" w:name="Xe58e49dc7e259638eeb79d2ccc602f945cecf3d"/>
+    <w:bookmarkEnd w:id="115"/>
+    <w:bookmarkStart w:id="116" w:name="Xe58e49dc7e259638eeb79d2ccc602f945cecf3d"/>
     <w:p>
       <w:pPr>
         <w:pStyle w:val="Heading3"/>
@@ -7827,8 +7869,8 @@
         <w:t xml:space="preserve">voor de ORM-tab: alleen artikelen over AI-toepassingen door ondernemers/marketeers/retailers; big-tech-bedrijfsdeals expliciet uitgesloten.</w:t>
       </w:r>
     </w:p>
-    <w:bookmarkEnd w:id="114"/>
-    <w:bookmarkStart w:id="115" w:name="X94e444555e8e400733c2e5eed363af11d74e86d"/>
+    <w:bookmarkEnd w:id="116"/>
+    <w:bookmarkStart w:id="117" w:name="X94e444555e8e400733c2e5eed363af11d74e86d"/>
     <w:p>
       <w:pPr>
         <w:pStyle w:val="Heading3"/>
@@ -8018,9 +8060,9 @@
         <w:t xml:space="preserve">toegevoegd aan LLM-prompt: minimaal 4 NL en 4 INTL artikelen.</w:t>
       </w:r>
     </w:p>
-    <w:bookmarkEnd w:id="115"/>
-    <w:bookmarkEnd w:id="116"/>
-    <w:bookmarkStart w:id="117" w:name="resultaat"/>
+    <w:bookmarkEnd w:id="117"/>
+    <w:bookmarkEnd w:id="118"/>
+    <w:bookmarkStart w:id="119" w:name="resultaat"/>
     <w:p>
       <w:pPr>
         <w:pStyle w:val="Heading2"/>
@@ -8235,8 +8277,8 @@
         <w:t xml:space="preserve">De feedback van de tester werd in een vervolgmail bevestigd als opgelost.</w:t>
       </w:r>
     </w:p>
-    <w:bookmarkEnd w:id="117"/>
-    <w:bookmarkStart w:id="118" w:name="Xd5310c9fde123cfcc8db462b99d487b3ddb5057"/>
+    <w:bookmarkEnd w:id="119"/>
+    <w:bookmarkStart w:id="120" w:name="Xd5310c9fde123cfcc8db462b99d487b3ddb5057"/>
     <w:p>
       <w:pPr>
         <w:pStyle w:val="Heading2"/>
@@ -8396,8 +8438,8 @@
         <w:t xml:space="preserve">(Roberts, 2014).</w:t>
       </w:r>
     </w:p>
-    <w:bookmarkEnd w:id="118"/>
-    <w:bookmarkStart w:id="119" w:name="reflectie-op-cyclus-3"/>
+    <w:bookmarkEnd w:id="120"/>
+    <w:bookmarkStart w:id="121" w:name="reflectie-op-cyclus-3"/>
     <w:p>
       <w:pPr>
         <w:pStyle w:val="Heading2"/>
@@ -8552,9 +8594,9 @@
         <w:t xml:space="preserve">Cyclus 3 vormt de basis voor cyclus 4, waar de ontwikkelde filter-aanpak wordt geconsolideerd in consistente UI-elementen en LLM-instructies over alle tabs heen.</w:t>
       </w:r>
     </w:p>
-    <w:bookmarkEnd w:id="119"/>
-    <w:bookmarkEnd w:id="120"/>
-    <w:bookmarkStart w:id="134" w:name="X92c2ff09399a6190d6ade330a6139741d8f1ff2"/>
+    <w:bookmarkEnd w:id="121"/>
+    <w:bookmarkEnd w:id="122"/>
+    <w:bookmarkStart w:id="136" w:name="X92c2ff09399a6190d6ade330a6139741d8f1ff2"/>
     <w:p>
       <w:pPr>
         <w:pStyle w:val="Heading1"/>
@@ -8563,7 +8605,7 @@
         <w:t xml:space="preserve">10. Cyclus 4 — Cross-tab-consistentie en LLM-instructie-aanscherping (9-10 mei 2026)</w:t>
       </w:r>
     </w:p>
-    <w:bookmarkStart w:id="121" w:name="X4631fbbb8b6feefe0a64c4e807824bcdb0aa245"/>
+    <w:bookmarkStart w:id="123" w:name="X4631fbbb8b6feefe0a64c4e807824bcdb0aa245"/>
     <w:p>
       <w:pPr>
         <w:pStyle w:val="Heading2"/>
@@ -8728,8 +8770,8 @@
         <w:t xml:space="preserve">. Wanneer in cyclus 3 een specifieke tab (ORM) wordt aangescherpt met een mix-eis, ontstaat een impliciet verschil met de andere tabs die diezelfde aanscherping niet hebben gekregen. Cyclus 4 corrigeert dit door wat tab-specifiek was ontworpen, te uniformeren over de hele applicatie.</w:t>
       </w:r>
     </w:p>
-    <w:bookmarkEnd w:id="121"/>
-    <w:bookmarkStart w:id="124" w:name="X91a768bbfe9c89d7fcb949a374b44cc8f2e8359"/>
+    <w:bookmarkEnd w:id="123"/>
+    <w:bookmarkStart w:id="126" w:name="X91a768bbfe9c89d7fcb949a374b44cc8f2e8359"/>
     <w:p>
       <w:pPr>
         <w:pStyle w:val="Heading2"/>
@@ -8738,7 +8780,7 @@
         <w:t xml:space="preserve">10.2 Diagnose: gedeelde oorzaken, gedeelde oplossingen</w:t>
       </w:r>
     </w:p>
-    <w:bookmarkStart w:id="122" w:name="X5a40349d4081593020c5aa4b12fbfbfe5cf192f"/>
+    <w:bookmarkStart w:id="124" w:name="X5a40349d4081593020c5aa4b12fbfbfe5cf192f"/>
     <w:p>
       <w:pPr>
         <w:pStyle w:val="Heading3"/>
@@ -8841,8 +8883,8 @@
         <w:t xml:space="preserve">-effect noemt: software wordt over tijd inconsistent omdat nieuwe functionaliteit niet automatisch alle bestaande conventies overneemt.</w:t>
       </w:r>
     </w:p>
-    <w:bookmarkEnd w:id="122"/>
-    <w:bookmarkStart w:id="123" w:name="X64c622418c42c39aed33298ecf2d736f3297121"/>
+    <w:bookmarkEnd w:id="124"/>
+    <w:bookmarkStart w:id="125" w:name="X64c622418c42c39aed33298ecf2d736f3297121"/>
     <w:p>
       <w:pPr>
         <w:pStyle w:val="Heading3"/>
@@ -9002,9 +9044,9 @@
         <w:t xml:space="preserve">in promptdesign is recent in de literatuur expliciet aangetoond (Wei et al., 2022; Sahoo et al., 2024).</w:t>
       </w:r>
     </w:p>
-    <w:bookmarkEnd w:id="123"/>
-    <w:bookmarkEnd w:id="124"/>
-    <w:bookmarkStart w:id="127" w:name="ontwerpinterventie"/>
+    <w:bookmarkEnd w:id="125"/>
+    <w:bookmarkEnd w:id="126"/>
+    <w:bookmarkStart w:id="129" w:name="ontwerpinterventie"/>
     <w:p>
       <w:pPr>
         <w:pStyle w:val="Heading2"/>
@@ -9013,7 +9055,7 @@
         <w:t xml:space="preserve">10.3 Ontwerpinterventie</w:t>
       </w:r>
     </w:p>
-    <w:bookmarkStart w:id="125" w:name="X1583926ca8365c8150505dc9d370f05d4dc74de"/>
+    <w:bookmarkStart w:id="127" w:name="X1583926ca8365c8150505dc9d370f05d4dc74de"/>
     <w:p>
       <w:pPr>
         <w:pStyle w:val="Heading3"/>
@@ -9229,8 +9271,8 @@
         <w:t xml:space="preserve">— noodzakelijk om geïnstalleerde Progressive Web App-instanties te dwingen de nieuwe versie op te halen, omdat zonder versiewijziging de browser de oude assets uit cache zou serveren (Russell, 2018).</w:t>
       </w:r>
     </w:p>
-    <w:bookmarkEnd w:id="125"/>
-    <w:bookmarkStart w:id="126" w:name="X1d17df35fc665ed6867f7426d3fcac69cdee5b8"/>
+    <w:bookmarkEnd w:id="127"/>
+    <w:bookmarkStart w:id="128" w:name="X1d17df35fc665ed6867f7426d3fcac69cdee5b8"/>
     <w:p>
       <w:pPr>
         <w:pStyle w:val="Heading3"/>
@@ -9362,9 +9404,9 @@
         <w:t xml:space="preserve">in large language models, waarin is aangetoond dat tekstuele nadruk (zoals capitalisatie) significant invloed heeft op de mate waarin het model een instructie volgt (Liu et al., 2024; Sahoo et al., 2024).</w:t>
       </w:r>
     </w:p>
-    <w:bookmarkEnd w:id="126"/>
-    <w:bookmarkEnd w:id="127"/>
-    <w:bookmarkStart w:id="128" w:name="resultaat-1"/>
+    <w:bookmarkEnd w:id="128"/>
+    <w:bookmarkEnd w:id="129"/>
+    <w:bookmarkStart w:id="130" w:name="resultaat-1"/>
     <w:p>
       <w:pPr>
         <w:pStyle w:val="Heading2"/>
@@ -9571,8 +9613,8 @@
         <w:t xml:space="preserve">Daarnaast: stats-bar zichtbaar en functioneel op alle vier de tabs.</w:t>
       </w:r>
     </w:p>
-    <w:bookmarkEnd w:id="128"/>
-    <w:bookmarkStart w:id="132" w:name="ontwerpkennis-drie-principes"/>
+    <w:bookmarkEnd w:id="130"/>
+    <w:bookmarkStart w:id="134" w:name="ontwerpkennis-drie-principes"/>
     <w:p>
       <w:pPr>
         <w:pStyle w:val="Heading2"/>
@@ -9589,7 +9631,7 @@
         <w:t xml:space="preserve">Cyclus 4 levert drie ontwerpprincipes op, alle drie gericht op het voorkomen of corrigeren van inconsistentie in evoluerende systemen.</w:t>
       </w:r>
     </w:p>
-    <w:bookmarkStart w:id="129" w:name="X582ab63e91a95f8a9a9c552b463fe90734284de"/>
+    <w:bookmarkStart w:id="131" w:name="X582ab63e91a95f8a9a9c552b463fe90734284de"/>
     <w:p>
       <w:pPr>
         <w:pStyle w:val="Heading3"/>
@@ -9663,8 +9705,8 @@
         <w:t xml:space="preserve">-consistentie.</w:t>
       </w:r>
     </w:p>
-    <w:bookmarkEnd w:id="129"/>
-    <w:bookmarkStart w:id="130" w:name="X4618fdfc7db26ecb131e4dc9f7422ea66e0d900"/>
+    <w:bookmarkEnd w:id="131"/>
+    <w:bookmarkStart w:id="132" w:name="X4618fdfc7db26ecb131e4dc9f7422ea66e0d900"/>
     <w:p>
       <w:pPr>
         <w:pStyle w:val="Heading3"/>
@@ -9753,8 +9795,8 @@
         <w:t xml:space="preserve">(Sahoo et al., 2024).</w:t>
       </w:r>
     </w:p>
-    <w:bookmarkEnd w:id="130"/>
-    <w:bookmarkStart w:id="131" w:name="X00597af8e282c194955c1486e012d4b8940eb17"/>
+    <w:bookmarkEnd w:id="132"/>
+    <w:bookmarkStart w:id="133" w:name="X00597af8e282c194955c1486e012d4b8940eb17"/>
     <w:p>
       <w:pPr>
         <w:pStyle w:val="Heading3"/>
@@ -9771,9 +9813,9 @@
         <w:t xml:space="preserve">Een service worker cached assets agressief — dat is zijn doel. Maar voor een snel-iteratief project is dit ook een valkuil: zonder cache-versie-bump zien geïnstalleerde gebruikers de wijzigingen niet, en denken ze dat het project stilstaat. Het ophogen van de cache-versie bij elke significante frontend-wijziging is een operationele discipline die in de PWA-literatuur consistent wordt aanbevolen (Russell, 2018; Google Developers, 2023).</w:t>
       </w:r>
     </w:p>
-    <w:bookmarkEnd w:id="131"/>
-    <w:bookmarkEnd w:id="132"/>
-    <w:bookmarkStart w:id="133" w:name="reflectie-op-cyclus-4"/>
+    <w:bookmarkEnd w:id="133"/>
+    <w:bookmarkEnd w:id="134"/>
+    <w:bookmarkStart w:id="135" w:name="reflectie-op-cyclus-4"/>
     <w:p>
       <w:pPr>
         <w:pStyle w:val="Heading2"/>
@@ -9954,9 +9996,9 @@
         <w:t xml:space="preserve">Cyclus 4 sluit de eerste fase van het project af. De volgende cyclus (hoofdstuk 10) verschuift het zwaartepunt van het ontwerp naar de bredere implementatie en de gestructureerde feedback-verzameling van een bredere doelgroep.</w:t>
       </w:r>
     </w:p>
-    <w:bookmarkEnd w:id="133"/>
-    <w:bookmarkEnd w:id="134"/>
-    <w:bookmarkStart w:id="147" w:name="X7dae01df585c632f488b8c770abad331828f175"/>
+    <w:bookmarkEnd w:id="135"/>
+    <w:bookmarkEnd w:id="136"/>
+    <w:bookmarkStart w:id="149" w:name="X7dae01df585c632f488b8c770abad331828f175"/>
     <w:p>
       <w:pPr>
         <w:pStyle w:val="Heading1"/>
@@ -9983,7 +10025,7 @@
         <w:t xml:space="preserve">Deze cyclus is op het moment van schrijven (mei 2026) in uitvoering. Het hoofdstuk wordt aangevuld na het verstrijken van de feedback-deadline van 1 juli 2026 en de inrichting van het feedback-formulier in juli/augustus.</w:t>
       </w:r>
     </w:p>
-    <w:bookmarkStart w:id="135" w:name="X0c3a6497c1fee9d0aac603a6f7b52dcaec66a43"/>
+    <w:bookmarkStart w:id="137" w:name="X0c3a6497c1fee9d0aac603a6f7b52dcaec66a43"/>
     <w:p>
       <w:pPr>
         <w:pStyle w:val="Heading2"/>
@@ -10056,8 +10098,8 @@
         <w:t xml:space="preserve">(Coene, 2025). Deze combinatie weerspiegelt het bredere AI-portfolio van de opleiding: AI-Nieuws ondersteunt docenten in het bijhouden van ontwikkelingen, terwijl de toetsing-handleiding hen ondersteunt in het herontwerpen van toetsen — beide initiatieven gaan over docent-AI-geletterdheid en versterken elkaar.</w:t>
       </w:r>
     </w:p>
-    <w:bookmarkEnd w:id="135"/>
-    <w:bookmarkStart w:id="136" w:name="Xce5aeffbb63828d1e5c244ba4ef4786c038538b"/>
+    <w:bookmarkEnd w:id="137"/>
+    <w:bookmarkStart w:id="138" w:name="Xce5aeffbb63828d1e5c244ba4ef4786c038538b"/>
     <w:p>
       <w:pPr>
         <w:pStyle w:val="Heading2"/>
@@ -10183,8 +10225,8 @@
         <w:t xml:space="preserve">introductie van een gestructureerd feedback-instrument in het dashboard zelf.</w:t>
       </w:r>
     </w:p>
-    <w:bookmarkEnd w:id="136"/>
-    <w:bookmarkStart w:id="140" w:name="X0d1c4ed330da8ddbf229273695106d5b633eb02"/>
+    <w:bookmarkEnd w:id="138"/>
+    <w:bookmarkStart w:id="142" w:name="X0d1c4ed330da8ddbf229273695106d5b633eb02"/>
     <w:p>
       <w:pPr>
         <w:pStyle w:val="Heading2"/>
@@ -10193,7 +10235,7 @@
         <w:t xml:space="preserve">11.3 Cyclus 5a — Brede aankondiging en spontane feedback</w:t>
       </w:r>
     </w:p>
-    <w:bookmarkStart w:id="137" w:name="aankondiging"/>
+    <w:bookmarkStart w:id="139" w:name="aankondiging"/>
     <w:p>
       <w:pPr>
         <w:pStyle w:val="Heading3"/>
@@ -10284,8 +10326,8 @@
         <w:t xml:space="preserve">De mail is verstuurd via de Hanze-mail-omgeving naar alle vakverantwoordelijken binnen de opleiding ORM.</w:t>
       </w:r>
     </w:p>
-    <w:bookmarkEnd w:id="137"/>
-    <w:bookmarkStart w:id="138" w:name="verwachte-data-bronnen"/>
+    <w:bookmarkEnd w:id="139"/>
+    <w:bookmarkStart w:id="140" w:name="verwachte-data-bronnen"/>
     <w:p>
       <w:pPr>
         <w:pStyle w:val="Heading3"/>
@@ -10407,8 +10449,8 @@
         <w:t xml:space="preserve">— hoewel inhoudelijk anders, levert deze tweede stroom indirect inzicht in welke vakverantwoordelijken AI-Nieuws openen (gezien de gecombineerde mail).</w:t>
       </w:r>
     </w:p>
-    <w:bookmarkEnd w:id="138"/>
-    <w:bookmarkStart w:id="139" w:name="X88faa8dc4b89ae00afb71b418d36c8fcccd8247"/>
+    <w:bookmarkEnd w:id="140"/>
+    <w:bookmarkStart w:id="141" w:name="X88faa8dc4b89ae00afb71b418d36c8fcccd8247"/>
     <w:p>
       <w:pPr>
         <w:pStyle w:val="Heading3"/>
@@ -10453,9 +10495,9 @@
         <w:t xml:space="preserve">Eerste gebruiksdata-observaties</w:t>
       </w:r>
     </w:p>
-    <w:bookmarkEnd w:id="139"/>
-    <w:bookmarkEnd w:id="140"/>
-    <w:bookmarkStart w:id="144" w:name="Xb3f3a97f63f62a515a65f813b1331e975b0f94e"/>
+    <w:bookmarkEnd w:id="141"/>
+    <w:bookmarkEnd w:id="142"/>
+    <w:bookmarkStart w:id="146" w:name="Xb3f3a97f63f62a515a65f813b1331e975b0f94e"/>
     <w:p>
       <w:pPr>
         <w:pStyle w:val="Heading2"/>
@@ -10464,7 +10506,7 @@
         <w:t xml:space="preserve">11.4 Cyclus 5b — Gestructureerd feedback-instrument</w:t>
       </w:r>
     </w:p>
-    <w:bookmarkStart w:id="141" w:name="ontwerp-van-het-feedback-instrument"/>
+    <w:bookmarkStart w:id="143" w:name="ontwerp-van-het-feedback-instrument"/>
     <w:p>
       <w:pPr>
         <w:pStyle w:val="Heading3"/>
@@ -10623,8 +10665,8 @@
         <w:t xml:space="preserve">Voor de auteur als ontwerper-onderzoeker is het voordeel dat alle reacties in één Google-spreadsheet binnenkomen — directe analyse, geen verzameling-werk.</w:t>
       </w:r>
     </w:p>
-    <w:bookmarkEnd w:id="141"/>
-    <w:bookmarkStart w:id="142" w:name="voorgestelde-vragenstructuur"/>
+    <w:bookmarkEnd w:id="143"/>
+    <w:bookmarkStart w:id="144" w:name="voorgestelde-vragenstructuur"/>
     <w:p>
       <w:pPr>
         <w:pStyle w:val="Heading3"/>
@@ -10809,8 +10851,8 @@
         <w:t xml:space="preserve">In een latere uitbreiding (mogelijk cyclus 6) kan het Form worden aangevuld met klassieke TAM-Likert-items voor PU en PEOU, zodra een grotere N gebruikers beschikbaar is.</w:t>
       </w:r>
     </w:p>
-    <w:bookmarkEnd w:id="142"/>
-    <w:bookmarkStart w:id="143" w:name="X69275c40951ed0079c2dc0120fbb28cc43f4457"/>
+    <w:bookmarkEnd w:id="144"/>
+    <w:bookmarkStart w:id="145" w:name="X69275c40951ed0079c2dc0120fbb28cc43f4457"/>
     <w:p>
       <w:pPr>
         <w:pStyle w:val="Heading3"/>
@@ -10879,9 +10921,9 @@
         <w:t xml:space="preserve">Eventuele follow-up gesprekken (member checking)</w:t>
       </w:r>
     </w:p>
-    <w:bookmarkEnd w:id="143"/>
-    <w:bookmarkEnd w:id="144"/>
-    <w:bookmarkStart w:id="145" w:name="X3f1b74a4e567300dbb2a2d81b32902bbe72bdc3"/>
+    <w:bookmarkEnd w:id="145"/>
+    <w:bookmarkEnd w:id="146"/>
+    <w:bookmarkStart w:id="147" w:name="X3f1b74a4e567300dbb2a2d81b32902bbe72bdc3"/>
     <w:p>
       <w:pPr>
         <w:pStyle w:val="Heading2"/>
@@ -10956,8 +10998,8 @@
         <w:t xml:space="preserve">Voor het rapport betekent dit dat dit hoofdstuk pas in de definitieve versie volledig kan worden ingevuld. In v0.1 bevat het de opzet, motivatie en verwachtingen; in v1.0 (na september 2026) zullen de feitelijke data, analyses en bevindingen hieraan worden toegevoegd.</w:t>
       </w:r>
     </w:p>
-    <w:bookmarkEnd w:id="145"/>
-    <w:bookmarkStart w:id="146" w:name="reflectie-tot-dusver"/>
+    <w:bookmarkEnd w:id="147"/>
+    <w:bookmarkStart w:id="148" w:name="reflectie-tot-dusver"/>
     <w:p>
       <w:pPr>
         <w:pStyle w:val="Heading2"/>
@@ -11050,9 +11092,9 @@
         <w:t xml:space="preserve">.</w:t>
       </w:r>
     </w:p>
-    <w:bookmarkEnd w:id="146"/>
-    <w:bookmarkEnd w:id="147"/>
-    <w:bookmarkStart w:id="168" w:name="resultaten-en-ontwerpkennis"/>
+    <w:bookmarkEnd w:id="148"/>
+    <w:bookmarkEnd w:id="149"/>
+    <w:bookmarkStart w:id="170" w:name="resultaten-en-ontwerpkennis"/>
     <w:p>
       <w:pPr>
         <w:pStyle w:val="Heading1"/>
@@ -11069,7 +11111,7 @@
         <w:t xml:space="preserve">Dit hoofdstuk synthetiseert de bevindingen uit de afzonderlijke cycli (hoofdstukken 7 t/m 11) tot vier soorten opbrengst: meetbare resultaten (§11.1), kwalitatieve patronen (§11.2), de positionering van het ontwerp binnen de literatuur over AI als scaffold (§11.3), en generaliseerbare ontwerpprincipes (§11.4). Samen vormen deze de basis voor de discussie en conclusie in de volgende hoofdstukken.</w:t>
       </w:r>
     </w:p>
-    <w:bookmarkStart w:id="148" w:name="meetbare-resultaten-per-cyclus"/>
+    <w:bookmarkStart w:id="150" w:name="meetbare-resultaten-per-cyclus"/>
     <w:p>
       <w:pPr>
         <w:pStyle w:val="Heading2"/>
@@ -11692,8 +11734,8 @@
         <w:t xml:space="preserve">) is geïnitieerd — is methodologisch significant. Ze ondersteunt de DBR-stelling dat in vroege cycli kwalitatieve diepte (één gerichte feedback van een doelgroep-representant) waardevoller kan zijn dan kwantitatieve breedte (statistisch significante feedback van vele gebruikers) (McKenney &amp; Reeves, 2018, hoofdstuk 7; Plomp, 2013).</w:t>
       </w:r>
     </w:p>
-    <w:bookmarkEnd w:id="148"/>
-    <w:bookmarkStart w:id="152" w:name="kwalitatieve-patronen"/>
+    <w:bookmarkEnd w:id="150"/>
+    <w:bookmarkStart w:id="154" w:name="kwalitatieve-patronen"/>
     <w:p>
       <w:pPr>
         <w:pStyle w:val="Heading2"/>
@@ -11710,7 +11752,7 @@
         <w:t xml:space="preserve">De feedback en observaties uit de cycli tonen drie terugkerende patronen die boven het niveau van enkelvoudige issues uitstijgen.</w:t>
       </w:r>
     </w:p>
-    <w:bookmarkStart w:id="149" w:name="Xd7d678b062de16403d2c26089771bc1a7d52521"/>
+    <w:bookmarkStart w:id="151" w:name="Xd7d678b062de16403d2c26089771bc1a7d52521"/>
     <w:p>
       <w:pPr>
         <w:pStyle w:val="Heading3"/>
@@ -11823,8 +11865,8 @@
         <w:t xml:space="preserve">relevant is. De vakgebieden bepalen welke kant op getrokken moet worden — voor een AI-tool voor IT-professionals zou het juist het fenomeen kunnen zijn.</w:t>
       </w:r>
     </w:p>
-    <w:bookmarkEnd w:id="149"/>
-    <w:bookmarkStart w:id="150" w:name="X0f4d2f53e49989296fe9c7c441e54374feb92aa"/>
+    <w:bookmarkEnd w:id="151"/>
+    <w:bookmarkStart w:id="152" w:name="X0f4d2f53e49989296fe9c7c441e54374feb92aa"/>
     <w:p>
       <w:pPr>
         <w:pStyle w:val="Heading3"/>
@@ -11853,8 +11895,8 @@
         <w:t xml:space="preserve">-deeplinks tot het verwijderen van de e-mail digest-knop. In cyclus 5 leidde dezelfde blokkade tot de keuze voor een Google Form in plaats van een ingebouwd feedback-formulier. Beide cycli laten zien: restricties van de gebruiksomgeving zijn structureel ontwerpbeperkend en dwingen tot creatieve omwegen die soms leiden tot betere oplossingen dan de oorspronkelijke conventie.</w:t>
       </w:r>
     </w:p>
-    <w:bookmarkEnd w:id="150"/>
-    <w:bookmarkStart w:id="151" w:name="X5d3609ba420ca49e6e298b106620a5da4b84f2d"/>
+    <w:bookmarkEnd w:id="152"/>
+    <w:bookmarkStart w:id="153" w:name="X5d3609ba420ca49e6e298b106620a5da4b84f2d"/>
     <w:p>
       <w:pPr>
         <w:pStyle w:val="Heading3"/>
@@ -11883,9 +11925,9 @@
         <w:t xml:space="preserve">) wel worden gevolgd. Dit patroon sluit aan bij recente prompt-engineering-literatuur (Sahoo et al., 2024) en is generaliseerbaar voorbij dit specifieke ontwerp.</w:t>
       </w:r>
     </w:p>
-    <w:bookmarkEnd w:id="151"/>
-    <w:bookmarkEnd w:id="152"/>
-    <w:bookmarkStart w:id="156" w:name="Xf727587196eea4eb66964b25ee341fb28fbf31a"/>
+    <w:bookmarkEnd w:id="153"/>
+    <w:bookmarkEnd w:id="154"/>
+    <w:bookmarkStart w:id="158" w:name="Xf727587196eea4eb66964b25ee341fb28fbf31a"/>
     <w:p>
       <w:pPr>
         <w:pStyle w:val="Heading2"/>
@@ -11943,7 +11985,7 @@
         <w:t xml:space="preserve">-principe: terwijl Kosmyna et al. dit principe formuleren voor AI-inzet door studenten in essay-schrijven, transponeert dit onderzoek het naar AI-inzet door docenten in nieuws-curatie.</w:t>
       </w:r>
     </w:p>
-    <w:bookmarkStart w:id="153" w:name="het-systeem-neemt-geen-denkwerk-over"/>
+    <w:bookmarkStart w:id="155" w:name="het-systeem-neemt-geen-denkwerk-over"/>
     <w:p>
       <w:pPr>
         <w:pStyle w:val="Heading3"/>
@@ -12045,8 +12087,8 @@
         <w:t xml:space="preserve">invulling waarin het systeem niet de waarheid presenteert maar context biedt.</w:t>
       </w:r>
     </w:p>
-    <w:bookmarkEnd w:id="153"/>
-    <w:bookmarkStart w:id="154" w:name="het-systeem-biedt-scaffolding"/>
+    <w:bookmarkEnd w:id="155"/>
+    <w:bookmarkStart w:id="156" w:name="het-systeem-biedt-scaffolding"/>
     <w:p>
       <w:pPr>
         <w:pStyle w:val="Heading3"/>
@@ -12152,8 +12194,8 @@
         <w:t xml:space="preserve">.</w:t>
       </w:r>
     </w:p>
-    <w:bookmarkEnd w:id="154"/>
-    <w:bookmarkStart w:id="155" w:name="het-systeem-versterkt-ai-geletterdheid"/>
+    <w:bookmarkEnd w:id="156"/>
+    <w:bookmarkStart w:id="157" w:name="het-systeem-versterkt-ai-geletterdheid"/>
     <w:p>
       <w:pPr>
         <w:pStyle w:val="Heading3"/>
@@ -12194,9 +12236,9 @@
         <w:t xml:space="preserve">In cyclus 5b kan deze claim worden getoetst door in de feedback-vragenlijst expliciet te vragen naar zelfgeobserveerde verandering in AI-vaardigheid sinds gebruik van de tool.</w:t>
       </w:r>
     </w:p>
-    <w:bookmarkEnd w:id="155"/>
-    <w:bookmarkEnd w:id="156"/>
-    <w:bookmarkStart w:id="166" w:name="generaliseerbare-ontwerpprincipes"/>
+    <w:bookmarkEnd w:id="157"/>
+    <w:bookmarkEnd w:id="158"/>
+    <w:bookmarkStart w:id="168" w:name="generaliseerbare-ontwerpprincipes"/>
     <w:p>
       <w:pPr>
         <w:pStyle w:val="Heading2"/>
@@ -12229,7 +12271,7 @@
         <w:t xml:space="preserve">(Plomp, 2013): geen universele wetmatigheid, maar wel breder toepasbaar dan de specifieke context van ORM AI Nieuws. Elk principe is gekoppeld aan de cyclus waarin het is ontstaan, met een korte verantwoording van het bredere toepassingsdomein.</w:t>
       </w:r>
     </w:p>
-    <w:bookmarkStart w:id="157" w:name="X55d48601a2d959a8f2e98143c9aea1d3d6272db"/>
+    <w:bookmarkStart w:id="159" w:name="X55d48601a2d959a8f2e98143c9aea1d3d6272db"/>
     <w:p>
       <w:pPr>
         <w:pStyle w:val="Heading3"/>
@@ -12284,8 +12326,8 @@
         <w:t xml:space="preserve">elke applicatie die curatie of klassificatie doet binnen een specifiek thematisch venster, waarbij precision belangrijker is dan recall.</w:t>
       </w:r>
     </w:p>
-    <w:bookmarkEnd w:id="157"/>
-    <w:bookmarkStart w:id="158" w:name="X74fa01f2d5badf9d2e5bc4a36c252537e9c9f02"/>
+    <w:bookmarkEnd w:id="159"/>
+    <w:bookmarkStart w:id="160" w:name="X74fa01f2d5badf9d2e5bc4a36c252537e9c9f02"/>
     <w:p>
       <w:pPr>
         <w:pStyle w:val="Heading3"/>
@@ -12396,8 +12438,8 @@
         <w:t xml:space="preserve">alle prompt-engineering, maar in het bijzonder waar deterministisch gedrag van een LLM gewenst is (volume-eisen, format-eisen, mix-eisen).</w:t>
       </w:r>
     </w:p>
-    <w:bookmarkEnd w:id="158"/>
-    <w:bookmarkStart w:id="159" w:name="X33a2feffc21618116740340c9f30b07328c0cb0"/>
+    <w:bookmarkEnd w:id="160"/>
+    <w:bookmarkStart w:id="161" w:name="X33a2feffc21618116740340c9f30b07328c0cb0"/>
     <w:p>
       <w:pPr>
         <w:pStyle w:val="Heading3"/>
@@ -12452,8 +12494,8 @@
         <w:t xml:space="preserve">alle ontwerptrajecten in een organisatorische context met IT-restricties (overheid, onderwijs, gezondheidszorg).</w:t>
       </w:r>
     </w:p>
-    <w:bookmarkEnd w:id="159"/>
-    <w:bookmarkStart w:id="160" w:name="X62b98b2f7eb3915858d7fb49d9c471912172784"/>
+    <w:bookmarkEnd w:id="161"/>
+    <w:bookmarkStart w:id="162" w:name="X62b98b2f7eb3915858d7fb49d9c471912172784"/>
     <w:p>
       <w:pPr>
         <w:pStyle w:val="Heading3"/>
@@ -12508,8 +12550,8 @@
         <w:t xml:space="preserve">kleine ontwerpteams zonder budget voor grootschalige user testing in vroege fasen.</w:t>
       </w:r>
     </w:p>
-    <w:bookmarkEnd w:id="160"/>
-    <w:bookmarkStart w:id="161" w:name="Xca35ee4001cb1d640923a8f2842ba6f9d80e273"/>
+    <w:bookmarkEnd w:id="162"/>
+    <w:bookmarkStart w:id="163" w:name="Xca35ee4001cb1d640923a8f2842ba6f9d80e273"/>
     <w:p>
       <w:pPr>
         <w:pStyle w:val="Heading3"/>
@@ -12564,8 +12606,8 @@
         <w:t xml:space="preserve">alle PWA-projecten met geïnstalleerde gebruikers.</w:t>
       </w:r>
     </w:p>
-    <w:bookmarkEnd w:id="161"/>
-    <w:bookmarkStart w:id="162" w:name="Xe386d524d1a64faed7558f5af9c4c393e06f613"/>
+    <w:bookmarkEnd w:id="163"/>
+    <w:bookmarkStart w:id="164" w:name="Xe386d524d1a64faed7558f5af9c4c393e06f613"/>
     <w:p>
       <w:pPr>
         <w:pStyle w:val="Heading3"/>
@@ -12676,8 +12718,8 @@
         <w:t xml:space="preserve">alle DBR-trajecten met kleine tester-groepen.</w:t>
       </w:r>
     </w:p>
-    <w:bookmarkEnd w:id="162"/>
-    <w:bookmarkStart w:id="163" w:name="Xa8fa31f09bdfac50f7a80f179e0ae50b484d6a4"/>
+    <w:bookmarkEnd w:id="164"/>
+    <w:bookmarkStart w:id="165" w:name="Xa8fa31f09bdfac50f7a80f179e0ae50b484d6a4"/>
     <w:p>
       <w:pPr>
         <w:pStyle w:val="Heading3"/>
@@ -12732,8 +12774,8 @@
         <w:t xml:space="preserve">elke LLM-toepassing met meerdere onderling te verdelen categorieën.</w:t>
       </w:r>
     </w:p>
-    <w:bookmarkEnd w:id="163"/>
-    <w:bookmarkStart w:id="164" w:name="X229c64158ce968d395da049bec6d45b72eb299d"/>
+    <w:bookmarkEnd w:id="165"/>
+    <w:bookmarkStart w:id="166" w:name="X229c64158ce968d395da049bec6d45b72eb299d"/>
     <w:p>
       <w:pPr>
         <w:pStyle w:val="Heading3"/>
@@ -12788,8 +12830,8 @@
         <w:t xml:space="preserve">elke AI-tool voor expert-gebruikers in onderwijs, gezondheidszorg, professionele dienstverlening.</w:t>
       </w:r>
     </w:p>
-    <w:bookmarkEnd w:id="164"/>
-    <w:bookmarkStart w:id="165" w:name="X34016cdbe6154af2ba53aa7f5ed084773ef3808"/>
+    <w:bookmarkEnd w:id="166"/>
+    <w:bookmarkStart w:id="167" w:name="X34016cdbe6154af2ba53aa7f5ed084773ef3808"/>
     <w:p>
       <w:pPr>
         <w:pStyle w:val="Heading3"/>
@@ -12844,9 +12886,9 @@
         <w:t xml:space="preserve">alle curatie-systemen die zich richten op een specifiek beroepsdomein waarbinnen actieve vakbladen bestaan.</w:t>
       </w:r>
     </w:p>
-    <w:bookmarkEnd w:id="165"/>
-    <w:bookmarkEnd w:id="166"/>
-    <w:bookmarkStart w:id="167" w:name="verhouding-tot-het-theoretisch-kader"/>
+    <w:bookmarkEnd w:id="167"/>
+    <w:bookmarkEnd w:id="168"/>
+    <w:bookmarkStart w:id="169" w:name="verhouding-tot-het-theoretisch-kader"/>
     <w:p>
       <w:pPr>
         <w:pStyle w:val="Heading2"/>
@@ -12990,9 +13032,9 @@
         <w:t xml:space="preserve">In de discussie (hoofdstuk 13) wordt deze verhouding verder uitgewerkt en worden de bevindingen gerelateerd aan eerdere studies in vergelijkbare contexten.</w:t>
       </w:r>
     </w:p>
-    <w:bookmarkEnd w:id="167"/>
-    <w:bookmarkEnd w:id="168"/>
-    <w:bookmarkStart w:id="182" w:name="discussie"/>
+    <w:bookmarkEnd w:id="169"/>
+    <w:bookmarkEnd w:id="170"/>
+    <w:bookmarkStart w:id="184" w:name="discussie"/>
     <w:p>
       <w:pPr>
         <w:pStyle w:val="Heading1"/>
@@ -13009,7 +13051,7 @@
         <w:t xml:space="preserve">In dit hoofdstuk worden de resultaten en de daaruit afgeleide ontwerpprincipes (hoofdstuk 12) in breder perspectief geplaatst. Eerst wordt de positionering ten opzichte van de bestaande literatuur uitgewerkt (§12.1), gevolgd door de implicaties van het scaffold-perspectief voor docent-AI-tools in bredere zin (§12.2). Vervolgens worden de beperkingen van het onderzoek geëxpliciteerd (§12.3) en wordt afgesloten met een reflectie op de overdraagbaarheid van de bevindingen (§12.4).</w:t>
       </w:r>
     </w:p>
-    <w:bookmarkStart w:id="172" w:name="verhouding-tot-bestaande-literatuur"/>
+    <w:bookmarkStart w:id="174" w:name="verhouding-tot-bestaande-literatuur"/>
     <w:p>
       <w:pPr>
         <w:pStyle w:val="Heading2"/>
@@ -13018,7 +13060,7 @@
         <w:t xml:space="preserve">13.1 Verhouding tot bestaande literatuur</w:t>
       </w:r>
     </w:p>
-    <w:bookmarkStart w:id="169" w:name="X244d040dc3244397fccef0bbfe707ea880bf14a"/>
+    <w:bookmarkStart w:id="171" w:name="X244d040dc3244397fccef0bbfe707ea880bf14a"/>
     <w:p>
       <w:pPr>
         <w:pStyle w:val="Heading3"/>
@@ -13115,8 +13157,8 @@
         <w:t xml:space="preserve">in het spel is — een methodische kwestie die ook door McKenney en Reeves (2018, hoofdstuk 4) als generieke DBR-uitdaging wordt benoemd.</w:t>
       </w:r>
     </w:p>
-    <w:bookmarkEnd w:id="169"/>
-    <w:bookmarkStart w:id="170" w:name="X188eef0d2634ddd953b3999d43997255b1e40b1"/>
+    <w:bookmarkEnd w:id="171"/>
+    <w:bookmarkStart w:id="172" w:name="X188eef0d2634ddd953b3999d43997255b1e40b1"/>
     <w:p>
       <w:pPr>
         <w:pStyle w:val="Heading3"/>
@@ -13233,8 +13275,8 @@
         <w:t xml:space="preserve">van docenten dan shortcut-georiënteerde alternatieven.</w:t>
       </w:r>
     </w:p>
-    <w:bookmarkEnd w:id="170"/>
-    <w:bookmarkStart w:id="171" w:name="X324c0f38bdb7eef22ed57aed41fb3c91fe85c31"/>
+    <w:bookmarkEnd w:id="172"/>
+    <w:bookmarkStart w:id="173" w:name="X324c0f38bdb7eef22ed57aed41fb3c91fe85c31"/>
     <w:p>
       <w:pPr>
         <w:pStyle w:val="Heading3"/>
@@ -13272,9 +13314,9 @@
         <w:t xml:space="preserve">-probleem ook in vakspecifieke contexten oplosbaar is via gelaagde filtering — niet alleen in algemene nieuwsstromen.</w:t>
       </w:r>
     </w:p>
-    <w:bookmarkEnd w:id="171"/>
-    <w:bookmarkEnd w:id="172"/>
-    <w:bookmarkStart w:id="175" w:name="implicaties-voor-docent-ai-tools"/>
+    <w:bookmarkEnd w:id="173"/>
+    <w:bookmarkEnd w:id="174"/>
+    <w:bookmarkStart w:id="177" w:name="implicaties-voor-docent-ai-tools"/>
     <w:p>
       <w:pPr>
         <w:pStyle w:val="Heading2"/>
@@ -13283,7 +13325,7 @@
         <w:t xml:space="preserve">13.2 Implicaties voor docent-AI-tools</w:t>
       </w:r>
     </w:p>
-    <w:bookmarkStart w:id="173" w:name="X21ee815a2225bc5c531e5916e2ccca03b63d870"/>
+    <w:bookmarkStart w:id="175" w:name="X21ee815a2225bc5c531e5916e2ccca03b63d870"/>
     <w:p>
       <w:pPr>
         <w:pStyle w:val="Heading3"/>
@@ -13406,8 +13448,8 @@
         <w:t xml:space="preserve">(laat AI denken faciliteren). Het scaffold-paradigma sluit beter aan bij de specifieke positie van de docent als reflectieve professional (Schön, 1983).</w:t>
       </w:r>
     </w:p>
-    <w:bookmarkEnd w:id="173"/>
-    <w:bookmarkStart w:id="174" w:name="didactische-dubbele-winst"/>
+    <w:bookmarkEnd w:id="175"/>
+    <w:bookmarkStart w:id="176" w:name="didactische-dubbele-winst"/>
     <w:p>
       <w:pPr>
         <w:pStyle w:val="Heading3"/>
@@ -13432,9 +13474,9 @@
         <w:t xml:space="preserve">In de huidige studie kon deze dubbele winst niet empirisch worden gemeten — daarvoor is een longitudinaal vervolgonderzoek nodig dat zowel docent- als student-AI-geletterdheid over tijd volgt. Het is echter een sterke hypothese die uit het onderzoek voortvloeit.</w:t>
       </w:r>
     </w:p>
-    <w:bookmarkEnd w:id="174"/>
-    <w:bookmarkEnd w:id="175"/>
-    <w:bookmarkStart w:id="180" w:name="beperkingen"/>
+    <w:bookmarkEnd w:id="176"/>
+    <w:bookmarkEnd w:id="177"/>
+    <w:bookmarkStart w:id="182" w:name="beperkingen"/>
     <w:p>
       <w:pPr>
         <w:pStyle w:val="Heading2"/>
@@ -13451,7 +13493,7 @@
         <w:t xml:space="preserve">Het onderzoek kent vier samenhangende beperkingen die de interpretatie van de bevindingen begrenzen.</w:t>
       </w:r>
     </w:p>
-    <w:bookmarkStart w:id="176" w:name="eén-opleiding-één-instelling"/>
+    <w:bookmarkStart w:id="178" w:name="eén-opleiding-één-instelling"/>
     <w:p>
       <w:pPr>
         <w:pStyle w:val="Heading3"/>
@@ -13484,8 +13526,8 @@
         <w:t xml:space="preserve">en herhaling in andere contexten; McKenney &amp; Reeves, 2018, hoofdstuk 8), blijft het een beperking dat de ontwerpprincipes uit dit onderzoek nog niet zijn gerepliceerd in andere opleidingen of instellingen.</w:t>
       </w:r>
     </w:p>
-    <w:bookmarkEnd w:id="176"/>
-    <w:bookmarkStart w:id="177" w:name="drievoudige-rol-van-de-auteur"/>
+    <w:bookmarkEnd w:id="178"/>
+    <w:bookmarkStart w:id="179" w:name="drievoudige-rol-van-de-auteur"/>
     <w:p>
       <w:pPr>
         <w:pStyle w:val="Heading3"/>
@@ -13502,8 +13544,8 @@
         <w:t xml:space="preserve">De auteur fungeert tegelijkertijd als ontwerper, ontwikkelaar en onderzoeker. Deze rol-combinatie is in DBR vrijwel onvermijdelijk (McKenney &amp; Reeves, 2018, hoofdstuk 4) maar laat ruimte voor blinde vlekken: ontwerpkeuzes kunnen onbewust worden bevoordeeld in de evaluatie, en feedback kan onbewust worden geïnterpreteerd in de richting van bevestiging van eigen overtuigingen. Mitigaties (transparantie via Git en projectlog, externe peer-review, member checking) verminderen dit risico maar elimineren het niet.</w:t>
       </w:r>
     </w:p>
-    <w:bookmarkEnd w:id="177"/>
-    <w:bookmarkStart w:id="178" w:name="inzet-van-ai-in-het-onderzoek-zelf"/>
+    <w:bookmarkEnd w:id="179"/>
+    <w:bookmarkStart w:id="180" w:name="inzet-van-ai-in-het-onderzoek-zelf"/>
     <w:p>
       <w:pPr>
         <w:pStyle w:val="Heading3"/>
@@ -13520,8 +13562,8 @@
         <w:t xml:space="preserve">Zowel het ontwerp van de tool als de rapportage zijn ondersteund met inzet van een AI-assistent (Claude Code, Anthropic). Deze inzet wordt in hoofdstuk 15 (reflectie) expliciet verantwoord. Methodisch is dit een nieuw vraagstuk waarvoor nog geen breed gedragen academische conventies bestaan; het rapport hanteert daarom de richtlijnen die in Coene (2025) zijn geformuleerd voor AI-verantwoording in onderwijscontext.</w:t>
       </w:r>
     </w:p>
-    <w:bookmarkEnd w:id="178"/>
-    <w:bookmarkStart w:id="179" w:name="X090ce4496d7d27e15e8bb39f94db1e9d8b1f754"/>
+    <w:bookmarkEnd w:id="180"/>
+    <w:bookmarkStart w:id="181" w:name="X090ce4496d7d27e15e8bb39f94db1e9d8b1f754"/>
     <w:p>
       <w:pPr>
         <w:pStyle w:val="Heading3"/>
@@ -13538,9 +13580,9 @@
         <w:t xml:space="preserve">De grootste empirische beperking van de huidige rapportversie (v0.1) is dat de bevindingen uit cyclus 5 (brede uitrol, gestructureerde feedback) nog niet beschikbaar zijn. Het rapport zal pas in v1.0 — voorzien voor september 2026 — een volledig beeld kunnen geven van de adoptie en daadwerkelijk gebruik van het dashboard door de bredere docent-populatie. Voor de inhoudelijke discussie met lector Harald Pol op basis van v0.1 betekent dit dat aanbevelingen rond TAM-validatie en gebruikspatronen voorlopige status hebben.</w:t>
       </w:r>
     </w:p>
-    <w:bookmarkEnd w:id="179"/>
-    <w:bookmarkEnd w:id="180"/>
-    <w:bookmarkStart w:id="181" w:name="overdraagbaarheid"/>
+    <w:bookmarkEnd w:id="181"/>
+    <w:bookmarkEnd w:id="182"/>
+    <w:bookmarkStart w:id="183" w:name="overdraagbaarheid"/>
     <w:p>
       <w:pPr>
         <w:pStyle w:val="Heading2"/>
@@ -13685,9 +13727,9 @@
         <w:t xml:space="preserve">In de conclusie (hoofdstuk 14) wordt deze overdraagbaarheid vertaald naar concrete aanbevelingen voor de Hanzehogeschool, voor andere hbo-instellingen, en voor vervolgonderzoek.</w:t>
       </w:r>
     </w:p>
-    <w:bookmarkEnd w:id="181"/>
-    <w:bookmarkEnd w:id="182"/>
-    <w:bookmarkStart w:id="197" w:name="conclusie-en-aanbevelingen"/>
+    <w:bookmarkEnd w:id="183"/>
+    <w:bookmarkEnd w:id="184"/>
+    <w:bookmarkStart w:id="199" w:name="conclusie-en-aanbevelingen"/>
     <w:p>
       <w:pPr>
         <w:pStyle w:val="Heading1"/>
@@ -13696,7 +13738,7 @@
         <w:t xml:space="preserve">14. Conclusie en aanbevelingen</w:t>
       </w:r>
     </w:p>
-    <w:bookmarkStart w:id="185" w:name="beantwoording-van-de-onderzoeksvraag"/>
+    <w:bookmarkStart w:id="187" w:name="beantwoording-van-de-onderzoeksvraag"/>
     <w:p>
       <w:pPr>
         <w:pStyle w:val="Heading2"/>
@@ -13733,7 +13775,7 @@
         <w:t xml:space="preserve">Op basis van de uitgevoerde DBR-cycli (hoofdstukken 7 t/m 11) en de daaruit afgeleide synthese (hoofdstuk 12) kan deze vraag tweeledig worden beantwoord.</w:t>
       </w:r>
     </w:p>
-    <w:bookmarkStart w:id="183" w:name="het-ontworpen-artefact"/>
+    <w:bookmarkStart w:id="185" w:name="het-ontworpen-artefact"/>
     <w:p>
       <w:pPr>
         <w:pStyle w:val="Heading3"/>
@@ -13846,8 +13888,8 @@
         <w:t xml:space="preserve">De vijfde cyclus — brede uitrol naar vakverantwoordelijken met gestructureerde feedback-verzameling — is op het moment van schrijven in uitvoering en zal in v1.0 van dit rapport worden gedocumenteerd.</w:t>
       </w:r>
     </w:p>
-    <w:bookmarkEnd w:id="183"/>
-    <w:bookmarkStart w:id="184" w:name="de-gegenereerde-ontwerpkennis"/>
+    <w:bookmarkEnd w:id="185"/>
+    <w:bookmarkStart w:id="186" w:name="de-gegenereerde-ontwerpkennis"/>
     <w:p>
       <w:pPr>
         <w:pStyle w:val="Heading3"/>
@@ -13942,9 +13984,9 @@
         <w:t xml:space="preserve">-principe (Kosmyna et al., 2025; Chen et al., 2025; Coene, 2026) van studenten naar docenten. Het ontwerp van ORM AI Nieuws functioneert als concrete operationalisering van dit principe in een professionele tool-context.</w:t>
       </w:r>
     </w:p>
-    <w:bookmarkEnd w:id="184"/>
-    <w:bookmarkEnd w:id="185"/>
-    <w:bookmarkStart w:id="189" w:name="X74abaf023fdc0c78c0a96d332c19ff4b8ccaa11"/>
+    <w:bookmarkEnd w:id="186"/>
+    <w:bookmarkEnd w:id="187"/>
+    <w:bookmarkStart w:id="191" w:name="X74abaf023fdc0c78c0a96d332c19ff4b8ccaa11"/>
     <w:p>
       <w:pPr>
         <w:pStyle w:val="Heading2"/>
@@ -13953,7 +13995,7 @@
         <w:t xml:space="preserve">14.2 Aanbevelingen voor de Hanzehogeschool Groningen</w:t>
       </w:r>
     </w:p>
-    <w:bookmarkStart w:id="186" w:name="implementatie-binnen-orm-consolideren"/>
+    <w:bookmarkStart w:id="188" w:name="implementatie-binnen-orm-consolideren"/>
     <w:p>
       <w:pPr>
         <w:pStyle w:val="Heading3"/>
@@ -14046,8 +14088,8 @@
         <w:t xml:space="preserve">van nieuwe docenten als onderdeel van AI-geletterdheid-introductie.</w:t>
       </w:r>
     </w:p>
-    <w:bookmarkEnd w:id="186"/>
-    <w:bookmarkStart w:id="187" w:name="verbreden-naar-andere-opleidingen"/>
+    <w:bookmarkEnd w:id="188"/>
+    <w:bookmarkStart w:id="189" w:name="verbreden-naar-andere-opleidingen"/>
     <w:p>
       <w:pPr>
         <w:pStyle w:val="Heading3"/>
@@ -14085,8 +14127,8 @@
         <w:t xml:space="preserve">-platform onder regie van een lectoraat (bijvoorbeeld het lectoraat van Harald Pol), waarin per opleiding een vergelijkbare scaffold-georiënteerde tool wordt ontwikkeld met gedeelde technische infrastructuur en gedeelde ontwerprichtlijnen.</w:t>
       </w:r>
     </w:p>
-    <w:bookmarkEnd w:id="187"/>
-    <w:bookmarkStart w:id="188" w:name="X547bab2b8aa4065f4c71e03afd6c3c6e031ebb2"/>
+    <w:bookmarkEnd w:id="189"/>
+    <w:bookmarkStart w:id="190" w:name="X547bab2b8aa4065f4c71e03afd6c3c6e031ebb2"/>
     <w:p>
       <w:pPr>
         <w:pStyle w:val="Heading3"/>
@@ -14103,9 +14145,9 @@
         <w:t xml:space="preserve">Aansluitend bij de bredere literatuur (UvA &amp; VU, 2025; UNESCO, 2024; Ayan et al., 2025) en aan Coene (2026) wordt aanbevolen om AI-geletterdheid expliciet te verankeren in het BKO-traject voor docenten — niet als losse workshop, maar als competentieonderdeel dat over meerdere modules ontwikkeld wordt. Tools als ORM AI Nieuws kunnen daarin functioneren als praktijkvoorbeeld en oefenmateriaal.</w:t>
       </w:r>
     </w:p>
-    <w:bookmarkEnd w:id="188"/>
-    <w:bookmarkEnd w:id="189"/>
-    <w:bookmarkStart w:id="190" w:name="X3ce31a4ab77c7a46a55a6e4cf450af73c49b1cd"/>
+    <w:bookmarkEnd w:id="190"/>
+    <w:bookmarkEnd w:id="191"/>
+    <w:bookmarkStart w:id="192" w:name="X3ce31a4ab77c7a46a55a6e4cf450af73c49b1cd"/>
     <w:p>
       <w:pPr>
         <w:pStyle w:val="Heading2"/>
@@ -14176,8 +14218,8 @@
         <w:t xml:space="preserve">. Het scaffold-principe (zie §13.1.2 en H11 §11.3) is niet vrijblijvend: het bepaalt of de tool bijdraagt aan AI-geletterdheid van de doelgroep of juist tot cognitieve uitbesteding leidt.</w:t>
       </w:r>
     </w:p>
-    <w:bookmarkEnd w:id="190"/>
-    <w:bookmarkStart w:id="195" w:name="aanbevelingen-voor-vervolgonderzoek"/>
+    <w:bookmarkEnd w:id="192"/>
+    <w:bookmarkStart w:id="197" w:name="aanbevelingen-voor-vervolgonderzoek"/>
     <w:p>
       <w:pPr>
         <w:pStyle w:val="Heading2"/>
@@ -14194,7 +14236,7 @@
         <w:t xml:space="preserve">Vier richtingen voor vervolgonderzoek volgen uit dit onderzoek.</w:t>
       </w:r>
     </w:p>
-    <w:bookmarkStart w:id="191" w:name="replicatie-in-andere-opleidingen"/>
+    <w:bookmarkStart w:id="193" w:name="replicatie-in-andere-opleidingen"/>
     <w:p>
       <w:pPr>
         <w:pStyle w:val="Heading3"/>
@@ -14211,8 +14253,8 @@
         <w:t xml:space="preserve">De ontwerpprincipes uit hoofdstuk 12 zijn geformuleerd op basis van één opleiding. Replicatie in andere opleidingscontexten — bijvoorbeeld een tweede ORM-vergelijkbare retail/marketing-opleiding aan een andere hogeschool, of een verschillend vakgebied binnen Hanze — zou de overdraagbaarheid van de principes kunnen toetsen.</w:t>
       </w:r>
     </w:p>
-    <w:bookmarkEnd w:id="191"/>
-    <w:bookmarkStart w:id="192" w:name="Xf09490800d1c2b84371c9c4208eff94394330b4"/>
+    <w:bookmarkEnd w:id="193"/>
+    <w:bookmarkStart w:id="194" w:name="Xf09490800d1c2b84371c9c4208eff94394330b4"/>
     <w:p>
       <w:pPr>
         <w:pStyle w:val="Heading3"/>
@@ -14229,8 +14271,8 @@
         <w:t xml:space="preserve">Een centrale hypothese uit hoofdstuk 13.2.2 is dat scaffold-georiënteerde tools de AI-geletterdheid van docenten over tijd verhogen, met een didactische dubbele winst (eigen geletterdheid + begeleidingscapaciteit voor studenten). Een longitudinaal onderzoek over één tot twee jaar zou deze hypothese kunnen toetsen door pre/post-metingen van AI-geletterdheid bij actieve gebruikers van de tool, in vergelijking met een controlegroep.</w:t>
       </w:r>
     </w:p>
-    <w:bookmarkEnd w:id="192"/>
-    <w:bookmarkStart w:id="193" w:name="Xb2c043149303ab9f640d5f71f0d104217027c7d"/>
+    <w:bookmarkEnd w:id="194"/>
+    <w:bookmarkStart w:id="195" w:name="Xb2c043149303ab9f640d5f71f0d104217027c7d"/>
     <w:p>
       <w:pPr>
         <w:pStyle w:val="Heading3"/>
@@ -14247,8 +14289,8 @@
         <w:t xml:space="preserve">Het huidige onderzoek gebruikt TAM primair als kwalitatief inspectie-kader (cyclus 2) en zal in cyclus 5b een eerste kwantitatieve toepassing krijgen. Een vervolgstudie met een grotere populatie (bijvoorbeeld over meerdere opleidingen heen) zou structural equation modelling-analyses mogelijk maken zoals beschreven door Scherer, Siddiq en Tondeur (2019).</w:t>
       </w:r>
     </w:p>
-    <w:bookmarkEnd w:id="193"/>
-    <w:bookmarkStart w:id="194" w:name="X43e33a34a0fd651e08498e8192624e4192a8e9d"/>
+    <w:bookmarkEnd w:id="195"/>
+    <w:bookmarkStart w:id="196" w:name="X43e33a34a0fd651e08498e8192624e4192a8e9d"/>
     <w:p>
       <w:pPr>
         <w:pStyle w:val="Heading3"/>
@@ -14263,30 +14305,30 @@
       </w:pPr>
       <w:r>
         <w:t xml:space="preserve">Het scaffold-perspectief is in dit onderzoek normatief gepositioneerd op basis van de literatuur (Kosmyna et al., 2025; Chen et al., 2025) en deductief uitgewerkt. Een vervolgstudie zou empirisch kunnen onderzoeken of scaffold-georiënteerde docent-tools daadwerkelijk leiden tot betere uitkomsten (zowel adoptie als didactisch effect) dan shortcut-georiënteerde alternatieven die hetzelfde domein bedienen.</w:t>
-      </w:r>
-    </w:p>
-    <w:bookmarkEnd w:id="194"/>
-    <w:bookmarkEnd w:id="195"/>
-    <w:bookmarkStart w:id="196" w:name="slotwoord"/>
-    <w:p>
-      <w:pPr>
-        <w:pStyle w:val="Heading2"/>
-      </w:pPr>
-      <w:r>
-        <w:t xml:space="preserve">14.5 Slotwoord</w:t>
-      </w:r>
-    </w:p>
-    <w:p>
-      <w:pPr>
-        <w:pStyle w:val="FirstParagraph"/>
-      </w:pPr>
-      <w:r>
-        <w:t xml:space="preserve">ORM AI Nieuws is in essentie een klein artefact: een PWA met enkele tabs, een gefilterde nieuwsstroom en een chatfunctie. De waarde ervan ligt niet in technische complexiteit maar in een bewuste set ontwerpkeuzes die het positioneren als scaffold voor docenten in een tijd waarin AI hun werkveld snel verandert. Het onderzoek demonstreert dat zelfs een klein artefact, mits zorgvuldig ontworpen en iteratief geëvalueerd, een bron van overdraagbare ontwerpkennis kan zijn — en dat de transpositie van didactische principes (AI als scaffold) van student-context naar professional-context een vruchtbare onderzoeksrichting opent voor het bredere vakgebied van AI-toepassingen in het hoger onderwijs.</w:t>
       </w:r>
     </w:p>
     <w:bookmarkEnd w:id="196"/>
     <w:bookmarkEnd w:id="197"/>
-    <w:bookmarkStart w:id="211" w:name="reflectie"/>
+    <w:bookmarkStart w:id="198" w:name="slotwoord"/>
+    <w:p>
+      <w:pPr>
+        <w:pStyle w:val="Heading2"/>
+      </w:pPr>
+      <w:r>
+        <w:t xml:space="preserve">14.5 Slotwoord</w:t>
+      </w:r>
+    </w:p>
+    <w:p>
+      <w:pPr>
+        <w:pStyle w:val="FirstParagraph"/>
+      </w:pPr>
+      <w:r>
+        <w:t xml:space="preserve">ORM AI Nieuws is in essentie een klein artefact: een PWA met enkele tabs, een gefilterde nieuwsstroom en een chatfunctie. De waarde ervan ligt niet in technische complexiteit maar in een bewuste set ontwerpkeuzes die het positioneren als scaffold voor docenten in een tijd waarin AI hun werkveld snel verandert. Het onderzoek demonstreert dat zelfs een klein artefact, mits zorgvuldig ontworpen en iteratief geëvalueerd, een bron van overdraagbare ontwerpkennis kan zijn — en dat de transpositie van didactische principes (AI als scaffold) van student-context naar professional-context een vruchtbare onderzoeksrichting opent voor het bredere vakgebied van AI-toepassingen in het hoger onderwijs.</w:t>
+      </w:r>
+    </w:p>
+    <w:bookmarkEnd w:id="198"/>
+    <w:bookmarkEnd w:id="199"/>
+    <w:bookmarkStart w:id="213" w:name="reflectie"/>
     <w:p>
       <w:pPr>
         <w:pStyle w:val="Heading1"/>
@@ -14303,7 +14345,7 @@
         <w:t xml:space="preserve">Dit hoofdstuk reflecteert op drie kwesties die de academische verantwoording van het onderzoek raken: de viervoudige rol van de auteur als ontwerper, beleidsverantwoordelijke, ontwikkelaar van design-based onderwijs en onderzoeker (§15.1), de inzet van AI bij zowel het ontwerp als de rapportage (§15.2), en wat de auteur achteraf anders zou doen (§15.3).</w:t>
       </w:r>
     </w:p>
-    <w:bookmarkStart w:id="201" w:name="de-viervoudige-rol-van-de-auteur"/>
+    <w:bookmarkStart w:id="203" w:name="de-viervoudige-rol-van-de-auteur"/>
     <w:p>
       <w:pPr>
         <w:pStyle w:val="Heading2"/>
@@ -14471,7 +14513,7 @@
         <w:t xml:space="preserve">Deze viervoudige rol is in DBR niet uitzonderlijk — McKenney en Reeves (2018, hoofdstuk 4) beschrijven de combinatie van ontwerper en onderzoeker zelfs als karakteristiek voor design-based researchers — maar wel methodologisch te benoemen, omdat de rollen elkaar zowel kunnen versterken als interfereren.</w:t>
       </w:r>
     </w:p>
-    <w:bookmarkStart w:id="198" w:name="hoe-de-rollen-elkaar-versterken"/>
+    <w:bookmarkStart w:id="200" w:name="hoe-de-rollen-elkaar-versterken"/>
     <w:p>
       <w:pPr>
         <w:pStyle w:val="Heading3"/>
@@ -14544,8 +14586,8 @@
         <w:t xml:space="preserve">Een concreet voorbeeld: de keuze in cyclus 5 om de feedback-knop bewust uit te stellen tot na een periode van vrije gebruikservaring (H10 §10.2) is een interactie tussen de drie rollen. Het docent-perspectief levert het inzicht dat eerste-indrukken-feedback minder waardevol is dan ervaring-feedback. Het beleidsperspectief levert het inzicht dat twee initiatieven (toetsing-handleiding + nieuwstool) niet tegelijk om aandacht moeten vragen. Het onderzoeker-perspectief levert het methodische argument dat gestructureerde feedback in een latere cyclus een betere kwantitatieve onderbouwing oplevert.</w:t>
       </w:r>
     </w:p>
-    <w:bookmarkEnd w:id="198"/>
-    <w:bookmarkStart w:id="199" w:name="waar-de-rollen-interfereren"/>
+    <w:bookmarkEnd w:id="200"/>
+    <w:bookmarkStart w:id="201" w:name="waar-de-rollen-interfereren"/>
     <w:p>
       <w:pPr>
         <w:pStyle w:val="Heading3"/>
@@ -14654,8 +14696,8 @@
         <w:t xml:space="preserve">in cyclus 2, waarin de TAM-simulatie als methode is gebruikt door de auteur zelf — een uitnodiging om eigen ontwerpkeuzes positiever te beoordelen dan een externe reviewer dat zou doen.</w:t>
       </w:r>
     </w:p>
-    <w:bookmarkEnd w:id="199"/>
-    <w:bookmarkStart w:id="200" w:name="mitigaties"/>
+    <w:bookmarkEnd w:id="201"/>
+    <w:bookmarkStart w:id="202" w:name="mitigaties"/>
     <w:p>
       <w:pPr>
         <w:pStyle w:val="Heading3"/>
@@ -14781,9 +14823,9 @@
         <w:t xml:space="preserve">Deze mitigaties elimineren de bias-risico’s niet, maar maken ze controleerbaar — en daarmee falsifieerbaar in de zin die past bij DBR-traditie.</w:t>
       </w:r>
     </w:p>
-    <w:bookmarkEnd w:id="200"/>
-    <w:bookmarkEnd w:id="201"/>
-    <w:bookmarkStart w:id="205" w:name="de-inzet-van-ai-in-dit-onderzoek"/>
+    <w:bookmarkEnd w:id="202"/>
+    <w:bookmarkEnd w:id="203"/>
+    <w:bookmarkStart w:id="207" w:name="de-inzet-van-ai-in-dit-onderzoek"/>
     <w:p>
       <w:pPr>
         <w:pStyle w:val="Heading2"/>
@@ -14800,7 +14842,7 @@
         <w:t xml:space="preserve">Een tweede te reflecteren kwestie is de inzet van AI bij zowel het ontwerp als de rapportage van dit onderzoek. Voor de geloofwaardigheid van het rapport — zeker een rapport over AI-tools voor docenten — is expliciete verantwoording op zijn plaats.</w:t>
       </w:r>
     </w:p>
-    <w:bookmarkStart w:id="202" w:name="ai-bij-het-ontwerp"/>
+    <w:bookmarkStart w:id="204" w:name="ai-bij-het-ontwerp"/>
     <w:p>
       <w:pPr>
         <w:pStyle w:val="Heading3"/>
@@ -14907,8 +14949,8 @@
         <w:t xml:space="preserve">(Coene, 2025) zijn geformuleerd voor verantwoorde AI-inzet: AI als hulpmiddel waarvan het gebruik transparant is verantwoord, niet als zelfstandige uitvoerder van denkwerk.</w:t>
       </w:r>
     </w:p>
-    <w:bookmarkEnd w:id="202"/>
-    <w:bookmarkStart w:id="203" w:name="ai-bij-de-rapportage"/>
+    <w:bookmarkEnd w:id="204"/>
+    <w:bookmarkStart w:id="205" w:name="ai-bij-de-rapportage"/>
     <w:p>
       <w:pPr>
         <w:pStyle w:val="Heading3"/>
@@ -15094,8 +15136,8 @@
         <w:t xml:space="preserve">; deze komen uit feitelijke mailwisselingen, gebruiksdata en feedback-formulieren.</w:t>
       </w:r>
     </w:p>
-    <w:bookmarkEnd w:id="203"/>
-    <w:bookmarkStart w:id="204" w:name="methodische-reflectie"/>
+    <w:bookmarkEnd w:id="205"/>
+    <w:bookmarkStart w:id="206" w:name="methodische-reflectie"/>
     <w:p>
       <w:pPr>
         <w:pStyle w:val="Heading3"/>
@@ -15160,9 +15202,9 @@
         <w:t xml:space="preserve">De auteur erkent dat deze positionering vooruitloopt op consensus binnen het bredere onderzoeksveld, en hoopt dat de transparante verantwoording in dit hoofdstuk bijdraagt aan de bredere discussie over verantwoorde AI-inzet in academisch werk.</w:t>
       </w:r>
     </w:p>
-    <w:bookmarkEnd w:id="204"/>
-    <w:bookmarkEnd w:id="205"/>
-    <w:bookmarkStart w:id="209" w:name="wat-ik-anders-zou-doen"/>
+    <w:bookmarkEnd w:id="206"/>
+    <w:bookmarkEnd w:id="207"/>
+    <w:bookmarkStart w:id="211" w:name="wat-ik-anders-zou-doen"/>
     <w:p>
       <w:pPr>
         <w:pStyle w:val="Heading2"/>
@@ -15179,7 +15221,7 @@
         <w:t xml:space="preserve">Bij terugblik op de cycli zijn drie keuzes die de auteur achteraf anders had gemaakt, en die als leerpunten relevant zijn voor toekomstige DBR-projecten in vergelijkbare contexten.</w:t>
       </w:r>
     </w:p>
-    <w:bookmarkStart w:id="206" w:name="vroegere-platform-restrictie-test"/>
+    <w:bookmarkStart w:id="208" w:name="vroegere-platform-restrictie-test"/>
     <w:p>
       <w:pPr>
         <w:pStyle w:val="Heading3"/>
@@ -15224,8 +15266,8 @@
         <w:t xml:space="preserve">aan het begin van het traject aan te bevelen.</w:t>
       </w:r>
     </w:p>
-    <w:bookmarkEnd w:id="206"/>
-    <w:bookmarkStart w:id="207" w:name="eerder-gestructureerde-dataverzameling"/>
+    <w:bookmarkEnd w:id="208"/>
+    <w:bookmarkStart w:id="209" w:name="eerder-gestructureerde-dataverzameling"/>
     <w:p>
       <w:pPr>
         <w:pStyle w:val="Heading3"/>
@@ -15242,8 +15284,8 @@
         <w:t xml:space="preserve">De cycli 1-4 hebben overwegend kwalitatieve dataverzameling toegepast (open feedback, code-review, observatie). Pas in cyclus 5 wordt een gestructureerd kwantitatief feedback-instrument geïntroduceerd. Achteraf bezien had een lichte vorm van gebruiksdata-verzameling al vanaf cyclus 1 kunnen plaatsvinden — bijvoorbeeld geaggregeerde page-view-tellingen — om het natuurlijke gebruikspatroon van de tool over de tijd te kunnen reconstrueren. In de huidige opzet ontbreekt deze longitudinale data over de eerste vier cycli.</w:t>
       </w:r>
     </w:p>
-    <w:bookmarkEnd w:id="207"/>
-    <w:bookmarkStart w:id="208" w:name="X83585ae8e919c1b7e328afd5a35442406559bfb"/>
+    <w:bookmarkEnd w:id="209"/>
+    <w:bookmarkStart w:id="210" w:name="X83585ae8e919c1b7e328afd5a35442406559bfb"/>
     <w:p>
       <w:pPr>
         <w:pStyle w:val="Heading3"/>
@@ -15306,93 +15348,93 @@
       </w:r>
       <w:r>
         <w:t xml:space="preserve">ontwerp blijft een open methodologische kwestie.</w:t>
-      </w:r>
-    </w:p>
-    <w:bookmarkEnd w:id="208"/>
-    <w:bookmarkEnd w:id="209"/>
-    <w:bookmarkStart w:id="210" w:name="persoonlijke-ontwikkeling"/>
-    <w:p>
-      <w:pPr>
-        <w:pStyle w:val="Heading2"/>
-      </w:pPr>
-      <w:r>
-        <w:t xml:space="preserve">15.4 Persoonlijke ontwikkeling</w:t>
-      </w:r>
-    </w:p>
-    <w:p>
-      <w:pPr>
-        <w:pStyle w:val="FirstParagraph"/>
-      </w:pPr>
-      <w:r>
-        <w:t xml:space="preserve">Tot slot een persoonlijke noot. Het onderzoek heeft de auteur op drie terreinen verder gebracht.</w:t>
-      </w:r>
-    </w:p>
-    <w:p>
-      <w:pPr>
-        <w:pStyle w:val="BodyText"/>
-      </w:pPr>
-      <w:r>
-        <w:t xml:space="preserve">Ten eerste in</w:t>
-      </w:r>
-      <w:r>
-        <w:t xml:space="preserve"> </w:t>
-      </w:r>
-      <w:r>
-        <w:rPr>
-          <w:b/>
-          <w:bCs/>
-        </w:rPr>
-        <w:t xml:space="preserve">AI-geletterdheid</w:t>
-      </w:r>
-      <w:r>
-        <w:t xml:space="preserve">. Het dagelijkse werken met Claude Code in zowel ontwerp als rapportage heeft een veel directer gevoel opgeleverd voor wat AI wel en niet betrouwbaar doet — een vorm van impliciete leerwinst die volledig in lijn is met de hypothese die in hoofdstuk 12.3.3 over de tool zelf is geformuleerd. Het scaffold-principe is voor de auteur in eigen werk bevestigd geworden.</w:t>
-      </w:r>
-    </w:p>
-    <w:p>
-      <w:pPr>
-        <w:pStyle w:val="BodyText"/>
-      </w:pPr>
-      <w:r>
-        <w:t xml:space="preserve">Ten tweede in</w:t>
-      </w:r>
-      <w:r>
-        <w:t xml:space="preserve"> </w:t>
-      </w:r>
-      <w:r>
-        <w:rPr>
-          <w:b/>
-          <w:bCs/>
-        </w:rPr>
-        <w:t xml:space="preserve">ontwerpvaardigheid</w:t>
-      </w:r>
-      <w:r>
-        <w:t xml:space="preserve">. Het iteratieve karakter van DBR — denken-doen-evalueren in korte cycli — heeft een ander soort ontwerpdiscipline opgeleverd dan klassieke watervalprojecten zouden hebben gedaan. De combinatie van software-engineering-snelheid (commits per uur) en academische rigueur (per cyclus expliciete verantwoording) is een werkwijze die voorbij dit onderzoek bruikbaar blijft.</w:t>
-      </w:r>
-    </w:p>
-    <w:p>
-      <w:pPr>
-        <w:pStyle w:val="BodyText"/>
-      </w:pPr>
-      <w:r>
-        <w:t xml:space="preserve">Ten derde in</w:t>
-      </w:r>
-      <w:r>
-        <w:t xml:space="preserve"> </w:t>
-      </w:r>
-      <w:r>
-        <w:rPr>
-          <w:b/>
-          <w:bCs/>
-        </w:rPr>
-        <w:t xml:space="preserve">academische schrijvenshouding</w:t>
-      </w:r>
-      <w:r>
-        <w:t xml:space="preserve">. De keuze om AI-assistentie expliciet te benoemen, de drievoudige rol te exponeren, en bias-risico’s te erkennen voelt comfortabeler dan de impliciete autoriteits-claim die in veel academisch werk gebruikelijk is. De academische gemeenschap zal de komende jaren consensus moeten vinden over hoe AI-assistentie in onderzoek verantwoord wordt; dit rapport is een bijdrage aan die discussie.</w:t>
       </w:r>
     </w:p>
     <w:bookmarkEnd w:id="210"/>
     <w:bookmarkEnd w:id="211"/>
-    <w:bookmarkStart w:id="212" w:name="referenties"/>
+    <w:bookmarkStart w:id="212" w:name="persoonlijke-ontwikkeling"/>
+    <w:p>
+      <w:pPr>
+        <w:pStyle w:val="Heading2"/>
+      </w:pPr>
+      <w:r>
+        <w:t xml:space="preserve">15.4 Persoonlijke ontwikkeling</w:t>
+      </w:r>
+    </w:p>
+    <w:p>
+      <w:pPr>
+        <w:pStyle w:val="FirstParagraph"/>
+      </w:pPr>
+      <w:r>
+        <w:t xml:space="preserve">Tot slot een persoonlijke noot. Het onderzoek heeft de auteur op drie terreinen verder gebracht.</w:t>
+      </w:r>
+    </w:p>
+    <w:p>
+      <w:pPr>
+        <w:pStyle w:val="BodyText"/>
+      </w:pPr>
+      <w:r>
+        <w:t xml:space="preserve">Ten eerste in</w:t>
+      </w:r>
+      <w:r>
+        <w:t xml:space="preserve"> </w:t>
+      </w:r>
+      <w:r>
+        <w:rPr>
+          <w:b/>
+          <w:bCs/>
+        </w:rPr>
+        <w:t xml:space="preserve">AI-geletterdheid</w:t>
+      </w:r>
+      <w:r>
+        <w:t xml:space="preserve">. Het dagelijkse werken met Claude Code in zowel ontwerp als rapportage heeft een veel directer gevoel opgeleverd voor wat AI wel en niet betrouwbaar doet — een vorm van impliciete leerwinst die volledig in lijn is met de hypothese die in hoofdstuk 12.3.3 over de tool zelf is geformuleerd. Het scaffold-principe is voor de auteur in eigen werk bevestigd geworden.</w:t>
+      </w:r>
+    </w:p>
+    <w:p>
+      <w:pPr>
+        <w:pStyle w:val="BodyText"/>
+      </w:pPr>
+      <w:r>
+        <w:t xml:space="preserve">Ten tweede in</w:t>
+      </w:r>
+      <w:r>
+        <w:t xml:space="preserve"> </w:t>
+      </w:r>
+      <w:r>
+        <w:rPr>
+          <w:b/>
+          <w:bCs/>
+        </w:rPr>
+        <w:t xml:space="preserve">ontwerpvaardigheid</w:t>
+      </w:r>
+      <w:r>
+        <w:t xml:space="preserve">. Het iteratieve karakter van DBR — denken-doen-evalueren in korte cycli — heeft een ander soort ontwerpdiscipline opgeleverd dan klassieke watervalprojecten zouden hebben gedaan. De combinatie van software-engineering-snelheid (commits per uur) en academische rigueur (per cyclus expliciete verantwoording) is een werkwijze die voorbij dit onderzoek bruikbaar blijft.</w:t>
+      </w:r>
+    </w:p>
+    <w:p>
+      <w:pPr>
+        <w:pStyle w:val="BodyText"/>
+      </w:pPr>
+      <w:r>
+        <w:t xml:space="preserve">Ten derde in</w:t>
+      </w:r>
+      <w:r>
+        <w:t xml:space="preserve"> </w:t>
+      </w:r>
+      <w:r>
+        <w:rPr>
+          <w:b/>
+          <w:bCs/>
+        </w:rPr>
+        <w:t xml:space="preserve">academische schrijvenshouding</w:t>
+      </w:r>
+      <w:r>
+        <w:t xml:space="preserve">. De keuze om AI-assistentie expliciet te benoemen, de drievoudige rol te exponeren, en bias-risico’s te erkennen voelt comfortabeler dan de impliciete autoriteits-claim die in veel academisch werk gebruikelijk is. De academische gemeenschap zal de komende jaren consensus moeten vinden over hoe AI-assistentie in onderzoek verantwoord wordt; dit rapport is een bijdrage aan die discussie.</w:t>
+      </w:r>
+    </w:p>
+    <w:bookmarkEnd w:id="212"/>
+    <w:bookmarkEnd w:id="213"/>
+    <w:bookmarkStart w:id="214" w:name="referenties"/>
     <w:p>
       <w:pPr>
         <w:pStyle w:val="Heading1"/>
@@ -16860,8 +16902,8 @@
         <w:t xml:space="preserve">(pp. 105-140). John Wiley &amp; Sons.</w:t>
       </w:r>
     </w:p>
-    <w:bookmarkEnd w:id="212"/>
-    <w:bookmarkStart w:id="223" w:name="bijlagen"/>
+    <w:bookmarkEnd w:id="214"/>
+    <w:bookmarkStart w:id="225" w:name="bijlagen"/>
     <w:p>
       <w:pPr>
         <w:pStyle w:val="Heading1"/>
@@ -17484,7 +17526,7 @@
         </w:tc>
       </w:tr>
     </w:tbl>
-    <w:bookmarkStart w:id="213" w:name="a.-tam-vragenlijst-gepland"/>
+    <w:bookmarkStart w:id="215" w:name="a.-tam-vragenlijst-gepland"/>
     <w:p>
       <w:pPr>
         <w:pStyle w:val="Heading2"/>
@@ -17509,8 +17551,8 @@
         <w:t xml:space="preserve">Voor een latere uitbreiding kan het Form worden aangevuld met klassieke TAM-Likert-items voor PU en PEOU, zodra een grotere N gebruikers beschikbaar is voor structural equation modelling-analyses zoals beschreven door Scherer, Siddiq en Tondeur (2019).</w:t>
       </w:r>
     </w:p>
-    <w:bookmarkEnd w:id="213"/>
-    <w:bookmarkStart w:id="214" w:name="b.-tester-feedback-verbatim"/>
+    <w:bookmarkEnd w:id="215"/>
+    <w:bookmarkStart w:id="216" w:name="b.-tester-feedback-verbatim"/>
     <w:p>
       <w:pPr>
         <w:pStyle w:val="Heading2"/>
@@ -17649,8 +17691,8 @@
         <w:t xml:space="preserve">- Open antwoorden uit Google Form van cyclus 5b (juli-augustus 2026)</w:t>
       </w:r>
     </w:p>
-    <w:bookmarkEnd w:id="214"/>
-    <w:bookmarkStart w:id="215" w:name="c.-voorbeelden-van-ontwerpiteraties"/>
+    <w:bookmarkEnd w:id="216"/>
+    <w:bookmarkStart w:id="217" w:name="c.-voorbeelden-van-ontwerpiteraties"/>
     <w:p>
       <w:pPr>
         <w:pStyle w:val="Heading2"/>
@@ -17734,8 +17776,8 @@
         <w:t xml:space="preserve">Voor v1.0: selectie van representatieve commits per cyclus, met screenshots vóór/na waar relevant.</w:t>
       </w:r>
     </w:p>
-    <w:bookmarkEnd w:id="215"/>
-    <w:bookmarkStart w:id="216" w:name="d.-google-form-vragen-gepland"/>
+    <w:bookmarkEnd w:id="217"/>
+    <w:bookmarkStart w:id="218" w:name="d.-google-form-vragen-gepland"/>
     <w:p>
       <w:pPr>
         <w:pStyle w:val="Heading2"/>
@@ -17752,8 +17794,8 @@
         <w:t xml:space="preserve">In te vullen voor v1.0. Volledige tekst van het Google Form dat in juli 2026 wordt gelanceerd, inclusief antwoordopties, validatieregels en analyseplan.</w:t>
       </w:r>
     </w:p>
-    <w:bookmarkEnd w:id="216"/>
-    <w:bookmarkStart w:id="217" w:name="e.-verzamelde-gebruiksdata-gepland"/>
+    <w:bookmarkEnd w:id="218"/>
+    <w:bookmarkStart w:id="219" w:name="e.-verzamelde-gebruiksdata-gepland"/>
     <w:p>
       <w:pPr>
         <w:pStyle w:val="Heading2"/>
@@ -17811,8 +17853,8 @@
         <w:t xml:space="preserve">- Retentiepatroon (hoeveel bezoekers komen meer dan eens terug)</w:t>
       </w:r>
     </w:p>
-    <w:bookmarkEnd w:id="217"/>
-    <w:bookmarkStart w:id="218" w:name="f.-verstuurde-mailcommunicatie"/>
+    <w:bookmarkEnd w:id="219"/>
+    <w:bookmarkStart w:id="220" w:name="f.-verstuurde-mailcommunicatie"/>
     <w:p>
       <w:pPr>
         <w:pStyle w:val="Heading2"/>
@@ -17863,8 +17905,8 @@
         <w:t xml:space="preserve">- Geplande tweede mail (juli/augustus 2026): introductie feedback-knop</w:t>
       </w:r>
     </w:p>
-    <w:bookmarkEnd w:id="218"/>
-    <w:bookmarkStart w:id="219" w:name="X47932e66e20d8cfaa3768fdb18d885a013395c5"/>
+    <w:bookmarkEnd w:id="220"/>
+    <w:bookmarkStart w:id="221" w:name="X47932e66e20d8cfaa3768fdb18d885a013395c5"/>
     <w:p>
       <w:pPr>
         <w:pStyle w:val="Heading2"/>
@@ -17923,8 +17965,8 @@
         <w:t xml:space="preserve">Voor extern publiceerbare versie van het rapport: opnemen na bevestiging dat publicatierechten dit toestaan.</w:t>
       </w:r>
     </w:p>
-    <w:bookmarkEnd w:id="219"/>
-    <w:bookmarkStart w:id="220" w:name="X3d5e1dbf5f37c23378977ae4dd76c44b0f051dc"/>
+    <w:bookmarkEnd w:id="221"/>
+    <w:bookmarkStart w:id="222" w:name="X3d5e1dbf5f37c23378977ae4dd76c44b0f051dc"/>
     <w:p>
       <w:pPr>
         <w:pStyle w:val="Heading2"/>
@@ -17983,8 +18025,8 @@
         <w:t xml:space="preserve">Bronnenlijst van dit essay is gedeeltelijk overgenomen in hoofdstuk 16 (referenties) van dit rapport.</w:t>
       </w:r>
     </w:p>
-    <w:bookmarkEnd w:id="220"/>
-    <w:bookmarkStart w:id="221" w:name="X28615d3b85cb39ee363a782f98ef512c86a0192"/>
+    <w:bookmarkEnd w:id="222"/>
+    <w:bookmarkStart w:id="223" w:name="X28615d3b85cb39ee363a782f98ef512c86a0192"/>
     <w:p>
       <w:pPr>
         <w:pStyle w:val="Heading2"/>
@@ -18054,8 +18096,8 @@
         <w:t xml:space="preserve">- Reflectie op viervoudige rol van auteur (zie hoofdstuk 15 §15.1)</w:t>
       </w:r>
     </w:p>
-    <w:bookmarkEnd w:id="221"/>
-    <w:bookmarkStart w:id="222" w:name="X7a04db56028d1d35952bd7d2572d9d34ec8a3cc"/>
+    <w:bookmarkEnd w:id="223"/>
+    <w:bookmarkStart w:id="224" w:name="X7a04db56028d1d35952bd7d2572d9d34ec8a3cc"/>
     <w:p>
       <w:pPr>
         <w:pStyle w:val="Heading2"/>
@@ -18100,8 +18142,8 @@
         <w:t xml:space="preserve">- Reflectie — viervoudige rol van auteur (zie hoofdstuk 15 §15.1)</w:t>
       </w:r>
     </w:p>
-    <w:bookmarkEnd w:id="222"/>
-    <w:bookmarkEnd w:id="223"/>
+    <w:bookmarkEnd w:id="224"/>
+    <w:bookmarkEnd w:id="225"/>
     <w:sectPr>
       <w:footnotePr>
         <w:numRestart w:val="eachSect"/>
